--- a/ԿԱ.docx
+++ b/ԿԱ.docx
@@ -2023,6 +2023,93 @@
         <w:ind w:left="432" w:right="144"/>
         <w:jc w:val="both"/>
         <w:rPr>
+          <w:rFonts w:ascii="Cambria Math" w:eastAsia="Microsoft YaHei UI" w:hAnsi="Cambria Math" w:cs="Cambria Math"/>
+          <w:sz w:val="26"/>
+          <w:szCs w:val="26"/>
+          <w:u w:val="single"/>
+          <w:lang w:val="hy-AM"/>
+        </w:rPr>
+        <w:sectPr>
+          <w:footerReference w:type="default" r:id="rId7"/>
+          <w:pgSz w:w="12240" w:h="15840"/>
+          <w:pgMar w:top="1440" w:right="1440" w:bottom="1440" w:left="1440" w:header="720" w:footer="720" w:gutter="0"/>
+          <w:cols w:space="720"/>
+          <w:docGrid w:linePitch="360"/>
+        </w:sectPr>
+      </w:pPr>
+      <w:r>
+        <w:rPr>
+          <w:sz w:val="26"/>
+          <w:szCs w:val="26"/>
+          <w:lang w:val="hy-AM"/>
+        </w:rPr>
+        <w:t xml:space="preserve">Խորհրդատու ՝     </w:t>
+      </w:r>
+      <w:r>
+        <w:rPr>
+          <w:sz w:val="26"/>
+          <w:szCs w:val="26"/>
+          <w:lang w:val="hy-AM"/>
+        </w:rPr>
+        <w:t xml:space="preserve">         </w:t>
+      </w:r>
+      <w:r>
+        <w:rPr>
+          <w:sz w:val="26"/>
+          <w:szCs w:val="26"/>
+          <w:lang w:val="hy-AM"/>
+        </w:rPr>
+        <w:t xml:space="preserve">   </w:t>
+      </w:r>
+      <w:r>
+        <w:rPr>
+          <w:sz w:val="26"/>
+          <w:szCs w:val="26"/>
+          <w:u w:val="single"/>
+          <w:lang w:val="hy-AM"/>
+        </w:rPr>
+        <w:t>Սերգեյ Սամվելի Խաչատրյան ասիստենտ, տ</w:t>
+      </w:r>
+      <w:r>
+        <w:rPr>
+          <w:rFonts w:ascii="Cambria Math" w:eastAsia="Microsoft YaHei UI" w:hAnsi="Cambria Math" w:cs="Cambria Math"/>
+          <w:sz w:val="26"/>
+          <w:szCs w:val="26"/>
+          <w:u w:val="single"/>
+          <w:lang w:val="hy-AM"/>
+        </w:rPr>
+        <w:t>․</w:t>
+      </w:r>
+      <w:r>
+        <w:rPr>
+          <w:rFonts w:eastAsia="Microsoft YaHei UI"/>
+          <w:sz w:val="26"/>
+          <w:szCs w:val="26"/>
+          <w:u w:val="single"/>
+          <w:lang w:val="hy-AM"/>
+        </w:rPr>
+        <w:t>գ</w:t>
+      </w:r>
+      <w:r>
+        <w:rPr>
+          <w:rFonts w:ascii="Cambria Math" w:eastAsia="Microsoft YaHei UI" w:hAnsi="Cambria Math" w:cs="Cambria Math"/>
+          <w:sz w:val="26"/>
+          <w:szCs w:val="26"/>
+          <w:u w:val="single"/>
+          <w:lang w:val="hy-AM"/>
+        </w:rPr>
+        <w:t>․</w:t>
+      </w:r>
+    </w:p>
+    <w:p>
+      <w:pPr>
+        <w:tabs>
+          <w:tab w:val="left" w:pos="2041"/>
+        </w:tabs>
+        <w:spacing w:line="360" w:lineRule="auto"/>
+        <w:ind w:right="144"/>
+        <w:jc w:val="both"/>
+        <w:rPr>
           <w:rFonts w:eastAsia="Microsoft YaHei UI" w:cs="Cambria Math"/>
           <w:sz w:val="26"/>
           <w:szCs w:val="26"/>
@@ -2030,106 +2117,6 @@
           <w:lang w:val="hy-AM"/>
         </w:rPr>
       </w:pPr>
-      <w:r>
-        <w:rPr>
-          <w:sz w:val="26"/>
-          <w:szCs w:val="26"/>
-          <w:lang w:val="hy-AM"/>
-        </w:rPr>
-        <w:t xml:space="preserve">Խորհրդատու ՝     </w:t>
-      </w:r>
-      <w:r>
-        <w:rPr>
-          <w:sz w:val="26"/>
-          <w:szCs w:val="26"/>
-          <w:lang w:val="hy-AM"/>
-        </w:rPr>
-        <w:t xml:space="preserve">         </w:t>
-      </w:r>
-      <w:r>
-        <w:rPr>
-          <w:sz w:val="26"/>
-          <w:szCs w:val="26"/>
-          <w:lang w:val="hy-AM"/>
-        </w:rPr>
-        <w:t xml:space="preserve">   </w:t>
-      </w:r>
-      <w:r>
-        <w:rPr>
-          <w:sz w:val="26"/>
-          <w:szCs w:val="26"/>
-          <w:u w:val="single"/>
-          <w:lang w:val="hy-AM"/>
-        </w:rPr>
-        <w:t>Սերգեյ Սամվելի Խաչատրյան ասիստենտ, տ</w:t>
-      </w:r>
-      <w:r>
-        <w:rPr>
-          <w:rFonts w:ascii="Cambria Math" w:eastAsia="Microsoft YaHei UI" w:hAnsi="Cambria Math" w:cs="Cambria Math"/>
-          <w:sz w:val="26"/>
-          <w:szCs w:val="26"/>
-          <w:u w:val="single"/>
-          <w:lang w:val="hy-AM"/>
-        </w:rPr>
-        <w:t>․</w:t>
-      </w:r>
-      <w:r>
-        <w:rPr>
-          <w:rFonts w:eastAsia="Microsoft YaHei UI"/>
-          <w:sz w:val="26"/>
-          <w:szCs w:val="26"/>
-          <w:u w:val="single"/>
-          <w:lang w:val="hy-AM"/>
-        </w:rPr>
-        <w:t>գ</w:t>
-      </w:r>
-      <w:r>
-        <w:rPr>
-          <w:rFonts w:ascii="Cambria Math" w:eastAsia="Microsoft YaHei UI" w:hAnsi="Cambria Math" w:cs="Cambria Math"/>
-          <w:sz w:val="26"/>
-          <w:szCs w:val="26"/>
-          <w:u w:val="single"/>
-          <w:lang w:val="hy-AM"/>
-        </w:rPr>
-        <w:t>․</w:t>
-      </w:r>
-      <w:r>
-        <w:rPr>
-          <w:rFonts w:eastAsia="Microsoft YaHei UI"/>
-          <w:sz w:val="26"/>
-          <w:szCs w:val="26"/>
-          <w:u w:val="single"/>
-          <w:lang w:val="hy-AM"/>
-        </w:rPr>
-        <w:t>թ</w:t>
-      </w:r>
-      <w:r>
-        <w:rPr>
-          <w:rFonts w:ascii="Cambria Math" w:eastAsia="Microsoft YaHei UI" w:hAnsi="Cambria Math" w:cs="Cambria Math"/>
-          <w:sz w:val="26"/>
-          <w:szCs w:val="26"/>
-          <w:u w:val="single"/>
-          <w:lang w:val="hy-AM"/>
-        </w:rPr>
-        <w:t>․</w:t>
-      </w:r>
-    </w:p>
-    <w:p>
-      <w:pPr>
-        <w:tabs>
-          <w:tab w:val="left" w:pos="2041"/>
-        </w:tabs>
-        <w:spacing w:line="360" w:lineRule="auto"/>
-        <w:ind w:left="432" w:right="144"/>
-        <w:jc w:val="both"/>
-        <w:rPr>
-          <w:rFonts w:eastAsia="Microsoft YaHei UI" w:cs="Cambria Math"/>
-          <w:sz w:val="26"/>
-          <w:szCs w:val="26"/>
-          <w:u w:val="single"/>
-          <w:lang w:val="hy-AM"/>
-        </w:rPr>
-      </w:pPr>
     </w:p>
     <w:p>
       <w:pPr>
@@ -2295,6 +2282,13 @@
           <w:lang w:val="hy-AM"/>
         </w:rPr>
         <w:t>:</w:t>
+      </w:r>
+      <w:r>
+        <w:rPr>
+          <w:rFonts w:ascii="Sylfaen" w:hAnsi="Sylfaen" w:cs="Sylfaen"/>
+          <w:lang w:val="hy-AM"/>
+        </w:rPr>
+        <w:br w:type="page"/>
       </w:r>
     </w:p>
     <w:p>
@@ -2312,13 +2306,7 @@
           <w:lang w:val="hy-AM"/>
         </w:rPr>
       </w:pPr>
-    </w:p>
-    <w:p>
-      <w:pPr>
-        <w:pStyle w:val="NormalWeb"/>
-        <w:spacing w:line="360" w:lineRule="auto"/>
-        <w:ind w:left="432" w:right="144"/>
-        <w:jc w:val="center"/>
+      <w:r>
         <w:rPr>
           <w:rFonts w:ascii="Sylfaen" w:hAnsi="Sylfaen" w:cs="Sylfaen"/>
           <w:b/>
@@ -2327,48 +2315,7 @@
           <w:szCs w:val="28"/>
           <w:lang w:val="hy-AM"/>
         </w:rPr>
-      </w:pPr>
-    </w:p>
-    <w:p>
-      <w:pPr>
-        <w:pStyle w:val="NormalWeb"/>
-        <w:spacing w:line="360" w:lineRule="auto"/>
-        <w:ind w:left="432" w:right="144"/>
-        <w:jc w:val="center"/>
-        <w:rPr>
-          <w:rFonts w:ascii="Sylfaen" w:hAnsi="Sylfaen" w:cs="Sylfaen"/>
-          <w:b/>
-          <w:bCs/>
-          <w:sz w:val="28"/>
-          <w:szCs w:val="28"/>
-          <w:lang w:val="hy-AM"/>
-        </w:rPr>
-      </w:pPr>
-    </w:p>
-    <w:p>
-      <w:pPr>
-        <w:pStyle w:val="NormalWeb"/>
-        <w:spacing w:line="360" w:lineRule="auto"/>
-        <w:ind w:left="432" w:right="144"/>
-        <w:jc w:val="center"/>
-        <w:rPr>
-          <w:rFonts w:ascii="Sylfaen" w:hAnsi="Sylfaen" w:cs="Sylfaen"/>
-          <w:b/>
-          <w:bCs/>
-          <w:sz w:val="28"/>
-          <w:szCs w:val="28"/>
-          <w:lang w:val="hy-AM"/>
-        </w:rPr>
-      </w:pPr>
-      <w:r>
-        <w:rPr>
-          <w:rFonts w:ascii="Sylfaen" w:hAnsi="Sylfaen" w:cs="Sylfaen"/>
-          <w:b/>
-          <w:bCs/>
-          <w:sz w:val="28"/>
-          <w:szCs w:val="28"/>
-          <w:lang w:val="hy-AM"/>
-        </w:rPr>
+        <w:lastRenderedPageBreak/>
         <w:t>6</w:t>
       </w:r>
       <w:r>
@@ -2583,52 +2530,20 @@
         <w:pStyle w:val="NormalWeb"/>
         <w:spacing w:line="360" w:lineRule="auto"/>
         <w:ind w:right="144"/>
-        <w:jc w:val="center"/>
         <w:rPr>
           <w:rFonts w:ascii="Sylfaen" w:hAnsi="Sylfaen" w:cs="Sylfaen"/>
           <w:b/>
           <w:bCs/>
         </w:rPr>
       </w:pPr>
-    </w:p>
-    <w:p>
-      <w:pPr>
-        <w:pStyle w:val="NormalWeb"/>
-        <w:spacing w:line="360" w:lineRule="auto"/>
-        <w:ind w:right="144"/>
-        <w:jc w:val="center"/>
+      <w:r>
         <w:rPr>
           <w:rFonts w:ascii="Sylfaen" w:hAnsi="Sylfaen" w:cs="Sylfaen"/>
           <w:b/>
           <w:bCs/>
         </w:rPr>
-      </w:pPr>
-    </w:p>
-    <w:p>
-      <w:pPr>
-        <w:pStyle w:val="NormalWeb"/>
-        <w:spacing w:line="360" w:lineRule="auto"/>
-        <w:ind w:right="144"/>
-        <w:jc w:val="center"/>
-        <w:rPr>
-          <w:rFonts w:ascii="Sylfaen" w:hAnsi="Sylfaen" w:cs="Sylfaen"/>
-          <w:b/>
-          <w:bCs/>
-        </w:rPr>
-      </w:pPr>
-    </w:p>
-    <w:p>
-      <w:pPr>
-        <w:pStyle w:val="NormalWeb"/>
-        <w:spacing w:line="360" w:lineRule="auto"/>
-        <w:ind w:right="144"/>
-        <w:jc w:val="center"/>
-        <w:rPr>
-          <w:rFonts w:ascii="Sylfaen" w:hAnsi="Sylfaen" w:cs="Sylfaen"/>
-          <w:b/>
-          <w:bCs/>
-        </w:rPr>
-      </w:pPr>
+        <w:br w:type="page"/>
+      </w:r>
     </w:p>
     <w:p>
       <w:pPr>
@@ -2654,6 +2569,7 @@
           <w:szCs w:val="28"/>
           <w:lang w:val="hy-AM"/>
         </w:rPr>
+        <w:lastRenderedPageBreak/>
         <w:t>6</w:t>
       </w:r>
       <w:r>
@@ -3605,58 +3521,12 @@
         </w:rPr>
         <w:t>Առքուվաճառքի գործընթացում հաճախակի են սթրեսային և կոնֆլիկտային իրավիճակները: Պլատֆորմի աջակցման կենտրոնը պետք է պատրաստված լինի կիրառելու դեէսկալացիոն հաղորդակցման հմտություններ՝ պաշտպանելով հաճախորդներին սպառնալիքներից կամ հոգեբանական ճնշումներից: Խորհուրդ է տրվում հանդիպումները նշանակել տեսահսկվող վայրերում:</w:t>
       </w:r>
-    </w:p>
-    <w:p>
-      <w:pPr>
-        <w:pStyle w:val="NormalWeb"/>
-        <w:spacing w:line="360" w:lineRule="auto"/>
-        <w:ind w:left="432" w:right="144" w:firstLine="1080"/>
-        <w:jc w:val="both"/>
-        <w:rPr>
-          <w:rFonts w:ascii="Sylfaen" w:hAnsi="Sylfaen" w:cs="Sylfaen"/>
-          <w:b/>
-          <w:bCs/>
-        </w:rPr>
-      </w:pPr>
-    </w:p>
-    <w:p>
-      <w:pPr>
-        <w:pStyle w:val="NormalWeb"/>
-        <w:spacing w:line="360" w:lineRule="auto"/>
-        <w:ind w:left="432" w:right="144" w:firstLine="1080"/>
-        <w:jc w:val="both"/>
-        <w:rPr>
-          <w:rFonts w:ascii="Sylfaen" w:hAnsi="Sylfaen" w:cs="Sylfaen"/>
-          <w:b/>
-          <w:bCs/>
-        </w:rPr>
-      </w:pPr>
-    </w:p>
-    <w:p>
-      <w:pPr>
-        <w:pStyle w:val="NormalWeb"/>
-        <w:spacing w:line="360" w:lineRule="auto"/>
-        <w:ind w:left="432" w:right="144" w:firstLine="1080"/>
-        <w:jc w:val="both"/>
-        <w:rPr>
-          <w:rFonts w:ascii="Sylfaen" w:hAnsi="Sylfaen" w:cs="Sylfaen"/>
-          <w:b/>
-          <w:bCs/>
-        </w:rPr>
-      </w:pPr>
-    </w:p>
-    <w:p>
-      <w:pPr>
-        <w:pStyle w:val="NormalWeb"/>
-        <w:spacing w:line="360" w:lineRule="auto"/>
-        <w:ind w:left="432" w:right="144" w:firstLine="1080"/>
-        <w:jc w:val="both"/>
-        <w:rPr>
-          <w:rFonts w:ascii="Sylfaen" w:hAnsi="Sylfaen" w:cs="Sylfaen"/>
-          <w:b/>
-          <w:bCs/>
-        </w:rPr>
-      </w:pPr>
+      <w:r>
+        <w:rPr>
+          <w:rFonts w:ascii="Sylfaen" w:hAnsi="Sylfaen" w:cs="Sylfaen"/>
+        </w:rPr>
+        <w:br w:type="page"/>
+      </w:r>
     </w:p>
     <w:p>
       <w:pPr>
@@ -3978,32 +3848,12 @@
         </w:rPr>
         <w:t>Պլատֆորմը խթանում է էկոլոգիապես մաքուր (հիբրիդային և էլեկտրական) տրանսպորտային միջոցների վաճառքը:</w:t>
       </w:r>
-    </w:p>
-    <w:p>
-      <w:pPr>
-        <w:pStyle w:val="NormalWeb"/>
-        <w:spacing w:line="360" w:lineRule="auto"/>
-        <w:ind w:left="432" w:right="144" w:firstLine="1080"/>
-        <w:jc w:val="both"/>
-        <w:rPr>
-          <w:rFonts w:ascii="Sylfaen" w:hAnsi="Sylfaen" w:cs="Sylfaen"/>
-          <w:b/>
-          <w:bCs/>
-        </w:rPr>
-      </w:pPr>
-    </w:p>
-    <w:p>
-      <w:pPr>
-        <w:pStyle w:val="NormalWeb"/>
-        <w:spacing w:line="360" w:lineRule="auto"/>
-        <w:ind w:left="432" w:right="144" w:firstLine="1080"/>
-        <w:jc w:val="both"/>
-        <w:rPr>
-          <w:rFonts w:ascii="Sylfaen" w:hAnsi="Sylfaen" w:cs="Sylfaen"/>
-          <w:b/>
-          <w:bCs/>
-        </w:rPr>
-      </w:pPr>
+      <w:r>
+        <w:rPr>
+          <w:rFonts w:ascii="Sylfaen" w:hAnsi="Sylfaen" w:cs="Sylfaen"/>
+        </w:rPr>
+        <w:br w:type="page"/>
+      </w:r>
     </w:p>
     <w:p>
       <w:pPr>
@@ -4193,84 +4043,12 @@
         </w:rPr>
         <w:t>Եթե հանդիպման ժամանակ նկատվում է ագրեսիվ կամ քրեական վարքագիծ, կողմերը պետք է խուսափեն ֆիզիկական դիմադրությունից (կյանքի պահպանումը գերակա է գույքի պահպանումից), հնարավորինս շուտ հեռանան անվտանգ վայր և ահազանգեն Ոստիկանություն:</w:t>
       </w:r>
-    </w:p>
-    <w:p>
-      <w:pPr>
-        <w:pStyle w:val="NormalWeb"/>
-        <w:spacing w:line="360" w:lineRule="auto"/>
-        <w:ind w:left="432" w:right="144" w:firstLine="1080"/>
-        <w:jc w:val="both"/>
-        <w:rPr>
-          <w:rFonts w:ascii="Sylfaen" w:hAnsi="Sylfaen" w:cs="Sylfaen"/>
-          <w:b/>
-          <w:bCs/>
-        </w:rPr>
-      </w:pPr>
-    </w:p>
-    <w:p>
-      <w:pPr>
-        <w:pStyle w:val="NormalWeb"/>
-        <w:spacing w:line="360" w:lineRule="auto"/>
-        <w:ind w:left="432" w:right="144" w:firstLine="1080"/>
-        <w:jc w:val="both"/>
-        <w:rPr>
-          <w:rFonts w:ascii="Sylfaen" w:hAnsi="Sylfaen" w:cs="Sylfaen"/>
-          <w:b/>
-          <w:bCs/>
-        </w:rPr>
-      </w:pPr>
-    </w:p>
-    <w:p>
-      <w:pPr>
-        <w:pStyle w:val="NormalWeb"/>
-        <w:spacing w:line="360" w:lineRule="auto"/>
-        <w:ind w:left="432" w:right="144" w:firstLine="1080"/>
-        <w:jc w:val="both"/>
-        <w:rPr>
-          <w:rFonts w:ascii="Sylfaen" w:hAnsi="Sylfaen" w:cs="Sylfaen"/>
-          <w:b/>
-          <w:bCs/>
-        </w:rPr>
-      </w:pPr>
-    </w:p>
-    <w:p>
-      <w:pPr>
-        <w:pStyle w:val="NormalWeb"/>
-        <w:spacing w:line="360" w:lineRule="auto"/>
-        <w:ind w:left="432" w:right="144" w:firstLine="1080"/>
-        <w:jc w:val="both"/>
-        <w:rPr>
-          <w:rFonts w:ascii="Sylfaen" w:hAnsi="Sylfaen" w:cs="Sylfaen"/>
-          <w:b/>
-          <w:bCs/>
-        </w:rPr>
-      </w:pPr>
-    </w:p>
-    <w:p>
-      <w:pPr>
-        <w:pStyle w:val="NormalWeb"/>
-        <w:spacing w:line="360" w:lineRule="auto"/>
-        <w:ind w:left="432" w:right="144" w:firstLine="1080"/>
-        <w:jc w:val="both"/>
-        <w:rPr>
-          <w:rFonts w:ascii="Sylfaen" w:hAnsi="Sylfaen" w:cs="Sylfaen"/>
-          <w:b/>
-          <w:bCs/>
-        </w:rPr>
-      </w:pPr>
-    </w:p>
-    <w:p>
-      <w:pPr>
-        <w:pStyle w:val="NormalWeb"/>
-        <w:spacing w:line="360" w:lineRule="auto"/>
-        <w:ind w:left="432" w:right="144" w:firstLine="1080"/>
-        <w:jc w:val="both"/>
-        <w:rPr>
-          <w:rFonts w:ascii="Sylfaen" w:hAnsi="Sylfaen" w:cs="Sylfaen"/>
-          <w:b/>
-          <w:bCs/>
-        </w:rPr>
-      </w:pPr>
+      <w:r>
+        <w:rPr>
+          <w:rFonts w:ascii="Sylfaen" w:hAnsi="Sylfaen" w:cs="Sylfaen"/>
+        </w:rPr>
+        <w:br w:type="page"/>
+      </w:r>
     </w:p>
     <w:p>
       <w:pPr>
@@ -4280,26 +4058,17 @@
         <w:jc w:val="both"/>
         <w:rPr>
           <w:rFonts w:ascii="Sylfaen" w:hAnsi="Sylfaen" w:cs="Sylfaen"/>
+          <w:sz w:val="28"/>
+          <w:szCs w:val="28"/>
+        </w:rPr>
+      </w:pPr>
+      <w:r>
+        <w:rPr>
+          <w:rFonts w:ascii="Sylfaen" w:hAnsi="Sylfaen" w:cs="Sylfaen"/>
           <w:b/>
           <w:bCs/>
-        </w:rPr>
-      </w:pPr>
-    </w:p>
-    <w:p>
-      <w:pPr>
-        <w:pStyle w:val="NormalWeb"/>
-        <w:spacing w:line="360" w:lineRule="auto"/>
-        <w:ind w:left="432" w:right="144"/>
-        <w:jc w:val="both"/>
-        <w:rPr>
-          <w:rFonts w:ascii="Sylfaen" w:hAnsi="Sylfaen" w:cs="Sylfaen"/>
-        </w:rPr>
-      </w:pPr>
-      <w:r>
-        <w:rPr>
-          <w:rFonts w:ascii="Sylfaen" w:hAnsi="Sylfaen" w:cs="Sylfaen"/>
-          <w:b/>
-          <w:bCs/>
+          <w:sz w:val="28"/>
+          <w:szCs w:val="28"/>
         </w:rPr>
         <w:lastRenderedPageBreak/>
         <w:t>6</w:t>
@@ -4309,6 +4078,8 @@
           <w:rFonts w:ascii="Sylfaen" w:hAnsi="Sylfaen" w:cs="Sylfaen"/>
           <w:b/>
           <w:bCs/>
+          <w:sz w:val="28"/>
+          <w:szCs w:val="28"/>
         </w:rPr>
         <w:t>.</w:t>
       </w:r>
@@ -4317,6 +4088,8 @@
           <w:rFonts w:ascii="Sylfaen" w:hAnsi="Sylfaen" w:cs="Sylfaen"/>
           <w:b/>
           <w:bCs/>
+          <w:sz w:val="28"/>
+          <w:szCs w:val="28"/>
         </w:rPr>
         <w:t>2</w:t>
       </w:r>
@@ -4325,6 +4098,8 @@
           <w:rFonts w:ascii="Sylfaen" w:hAnsi="Sylfaen" w:cs="Sylfaen"/>
           <w:b/>
           <w:bCs/>
+          <w:sz w:val="28"/>
+          <w:szCs w:val="28"/>
         </w:rPr>
         <w:t>.</w:t>
       </w:r>
@@ -4333,6 +4108,8 @@
           <w:rFonts w:ascii="Sylfaen" w:hAnsi="Sylfaen" w:cs="Sylfaen"/>
           <w:b/>
           <w:bCs/>
+          <w:sz w:val="28"/>
+          <w:szCs w:val="28"/>
         </w:rPr>
         <w:t xml:space="preserve"> Ա</w:t>
       </w:r>
@@ -4341,6 +4118,8 @@
           <w:rFonts w:ascii="Sylfaen" w:hAnsi="Sylfaen" w:cs="Sylfaen"/>
           <w:b/>
           <w:bCs/>
+          <w:sz w:val="28"/>
+          <w:szCs w:val="28"/>
           <w:lang w:val="ru-RU"/>
         </w:rPr>
         <w:t>նվտանգության</w:t>
@@ -4350,6 +4129,8 @@
           <w:rFonts w:ascii="Sylfaen" w:hAnsi="Sylfaen" w:cs="Sylfaen"/>
           <w:b/>
           <w:bCs/>
+          <w:sz w:val="28"/>
+          <w:szCs w:val="28"/>
         </w:rPr>
         <w:t xml:space="preserve"> </w:t>
       </w:r>
@@ -4358,6 +4139,8 @@
           <w:rFonts w:ascii="Sylfaen" w:hAnsi="Sylfaen" w:cs="Sylfaen"/>
           <w:b/>
           <w:bCs/>
+          <w:sz w:val="28"/>
+          <w:szCs w:val="28"/>
           <w:lang w:val="ru-RU"/>
         </w:rPr>
         <w:t>ապահովման</w:t>
@@ -4367,6 +4150,8 @@
           <w:rFonts w:ascii="Sylfaen" w:hAnsi="Sylfaen" w:cs="Sylfaen"/>
           <w:b/>
           <w:bCs/>
+          <w:sz w:val="28"/>
+          <w:szCs w:val="28"/>
         </w:rPr>
         <w:t xml:space="preserve"> </w:t>
       </w:r>
@@ -4375,6 +4160,8 @@
           <w:rFonts w:ascii="Sylfaen" w:hAnsi="Sylfaen" w:cs="Sylfaen"/>
           <w:b/>
           <w:bCs/>
+          <w:sz w:val="28"/>
+          <w:szCs w:val="28"/>
           <w:lang w:val="ru-RU"/>
         </w:rPr>
         <w:t>գործնական</w:t>
@@ -4384,6 +4171,8 @@
           <w:rFonts w:ascii="Sylfaen" w:hAnsi="Sylfaen" w:cs="Sylfaen"/>
           <w:b/>
           <w:bCs/>
+          <w:sz w:val="28"/>
+          <w:szCs w:val="28"/>
         </w:rPr>
         <w:t xml:space="preserve"> </w:t>
       </w:r>
@@ -4392,6 +4181,8 @@
           <w:rFonts w:ascii="Sylfaen" w:hAnsi="Sylfaen" w:cs="Sylfaen"/>
           <w:b/>
           <w:bCs/>
+          <w:sz w:val="28"/>
+          <w:szCs w:val="28"/>
           <w:lang w:val="ru-RU"/>
         </w:rPr>
         <w:t>հաշվարկներ</w:t>
@@ -4401,6 +4192,8 @@
           <w:rFonts w:ascii="Sylfaen" w:hAnsi="Sylfaen" w:cs="Sylfaen"/>
           <w:b/>
           <w:bCs/>
+          <w:sz w:val="28"/>
+          <w:szCs w:val="28"/>
         </w:rPr>
         <w:t xml:space="preserve"> </w:t>
       </w:r>
@@ -4409,6 +4202,8 @@
           <w:rFonts w:ascii="Sylfaen" w:hAnsi="Sylfaen" w:cs="Sylfaen"/>
           <w:b/>
           <w:bCs/>
+          <w:sz w:val="28"/>
+          <w:szCs w:val="28"/>
           <w:lang w:val="ru-RU"/>
         </w:rPr>
         <w:t>և</w:t>
@@ -4418,6 +4213,8 @@
           <w:rFonts w:ascii="Sylfaen" w:hAnsi="Sylfaen" w:cs="Sylfaen"/>
           <w:b/>
           <w:bCs/>
+          <w:sz w:val="28"/>
+          <w:szCs w:val="28"/>
         </w:rPr>
         <w:t xml:space="preserve"> </w:t>
       </w:r>
@@ -4426,6 +4223,8 @@
           <w:rFonts w:ascii="Sylfaen" w:hAnsi="Sylfaen" w:cs="Sylfaen"/>
           <w:b/>
           <w:bCs/>
+          <w:sz w:val="28"/>
+          <w:szCs w:val="28"/>
           <w:lang w:val="ru-RU"/>
         </w:rPr>
         <w:t>միջոցառումներ</w:t>
@@ -4840,22 +4639,11 @@
         </w:rPr>
         <w:t>Ստացված արդյունքի հիման վրա ընտրվում են համապատասխան հզորության լեդ (LED) լամպեր, որոնք կապահովեն նորմատիվային լուսավորվածությունը [2]:</w:t>
       </w:r>
-    </w:p>
-    <w:p>
-      <w:pPr>
-        <w:pStyle w:val="NormalWeb"/>
-        <w:spacing w:line="360" w:lineRule="auto"/>
-        <w:ind w:left="432" w:right="144" w:firstLine="1080"/>
-        <w:jc w:val="both"/>
-        <w:rPr>
-          <w:rFonts w:ascii="Sylfaen" w:hAnsi="Sylfaen" w:cs="Sylfaen"/>
-        </w:rPr>
-      </w:pPr>
-      <w:r>
-        <w:rPr>
-          <w:rFonts w:ascii="Sylfaen" w:hAnsi="Sylfaen" w:cs="Sylfaen"/>
-        </w:rPr>
-        <w:t xml:space="preserve"> </w:t>
+      <w:r>
+        <w:rPr>
+          <w:rFonts w:ascii="Sylfaen" w:hAnsi="Sylfaen" w:cs="Sylfaen"/>
+        </w:rPr>
+        <w:br w:type="page"/>
       </w:r>
     </w:p>
     <w:p>
@@ -5077,13 +4865,7 @@
           <w:rPr>
             <w:rFonts w:ascii="Cambria Math" w:hAnsi="Cambria Math" w:cs="Sylfaen"/>
           </w:rPr>
-          <m:t xml:space="preserve"> </m:t>
-        </m:r>
-        <m:r>
-          <w:rPr>
-            <w:rFonts w:ascii="Cambria Math" w:hAnsi="Cambria Math" w:cs="Sylfaen"/>
-          </w:rPr>
-          <m:t>H=</m:t>
+          <m:t xml:space="preserve"> H=</m:t>
         </m:r>
         <m:f>
           <m:fPr>
@@ -5304,34 +5086,12 @@
         </w:rPr>
         <w:t xml:space="preserve"> Աղմուկի մակարդակների միջև տարբերությունը վիճակագրորեն նշանակալի է: Առավել վտանգավոր է Գոտի 3-ը, որտեղ անհրաժեշտ է կիրառել անհատական պաշտպանիչ միջոցներ (ականջակալներ) զննում իրականացնելիս:</w:t>
       </w:r>
-    </w:p>
-    <w:p>
-      <w:pPr>
-        <w:pStyle w:val="NormalWeb"/>
-        <w:spacing w:line="360" w:lineRule="auto"/>
-        <w:ind w:left="432" w:right="144" w:firstLine="1080"/>
-        <w:jc w:val="both"/>
-        <w:rPr>
-          <w:rFonts w:ascii="Sylfaen" w:hAnsi="Sylfaen" w:cs="Sylfaen"/>
-        </w:rPr>
-      </w:pPr>
-      <w:r>
-        <w:rPr>
-          <w:rFonts w:ascii="Sylfaen" w:hAnsi="Sylfaen" w:cs="Sylfaen"/>
-        </w:rPr>
-        <w:t xml:space="preserve"> </w:t>
-      </w:r>
-    </w:p>
-    <w:p>
-      <w:pPr>
-        <w:pStyle w:val="NormalWeb"/>
-        <w:spacing w:line="360" w:lineRule="auto"/>
-        <w:ind w:left="432" w:right="144" w:firstLine="1080"/>
-        <w:jc w:val="both"/>
-        <w:rPr>
-          <w:rFonts w:ascii="Sylfaen" w:hAnsi="Sylfaen" w:cs="Sylfaen"/>
-        </w:rPr>
-      </w:pPr>
+      <w:r>
+        <w:rPr>
+          <w:rFonts w:ascii="Sylfaen" w:hAnsi="Sylfaen" w:cs="Sylfaen"/>
+        </w:rPr>
+        <w:br w:type="page"/>
+      </w:r>
     </w:p>
     <w:p>
       <w:pPr>
@@ -6411,6 +6171,23 @@
       <w:pPr>
         <w:pStyle w:val="NormalWeb"/>
         <w:spacing w:line="360" w:lineRule="auto"/>
+        <w:ind w:right="144"/>
+        <w:jc w:val="both"/>
+        <w:rPr>
+          <w:rFonts w:ascii="Sylfaen" w:hAnsi="Sylfaen" w:cs="Sylfaen"/>
+        </w:rPr>
+      </w:pPr>
+      <w:r>
+        <w:rPr>
+          <w:rFonts w:ascii="Sylfaen" w:hAnsi="Sylfaen" w:cs="Sylfaen"/>
+        </w:rPr>
+        <w:br w:type="page"/>
+      </w:r>
+    </w:p>
+    <w:p>
+      <w:pPr>
+        <w:pStyle w:val="NormalWeb"/>
+        <w:spacing w:line="360" w:lineRule="auto"/>
         <w:ind w:left="432" w:right="144" w:firstLine="1080"/>
         <w:jc w:val="both"/>
         <w:rPr>
@@ -6420,62 +6197,6 @@
       <w:r>
         <w:rPr>
           <w:rFonts w:ascii="Sylfaen" w:hAnsi="Sylfaen" w:cs="Sylfaen"/>
-        </w:rPr>
-        <w:t xml:space="preserve"> </w:t>
-      </w:r>
-    </w:p>
-    <w:p>
-      <w:pPr>
-        <w:pStyle w:val="NormalWeb"/>
-        <w:spacing w:line="360" w:lineRule="auto"/>
-        <w:ind w:left="432" w:right="144" w:firstLine="1080"/>
-        <w:jc w:val="both"/>
-        <w:rPr>
-          <w:rFonts w:ascii="Sylfaen" w:hAnsi="Sylfaen" w:cs="Sylfaen"/>
-          <w:b/>
-          <w:bCs/>
-        </w:rPr>
-      </w:pPr>
-    </w:p>
-    <w:p>
-      <w:pPr>
-        <w:pStyle w:val="NormalWeb"/>
-        <w:spacing w:line="360" w:lineRule="auto"/>
-        <w:ind w:left="432" w:right="144" w:firstLine="1080"/>
-        <w:jc w:val="both"/>
-        <w:rPr>
-          <w:rFonts w:ascii="Sylfaen" w:hAnsi="Sylfaen" w:cs="Sylfaen"/>
-          <w:b/>
-          <w:bCs/>
-        </w:rPr>
-      </w:pPr>
-    </w:p>
-    <w:p>
-      <w:pPr>
-        <w:pStyle w:val="NormalWeb"/>
-        <w:spacing w:line="360" w:lineRule="auto"/>
-        <w:ind w:left="432" w:right="144" w:firstLine="1080"/>
-        <w:jc w:val="both"/>
-        <w:rPr>
-          <w:rFonts w:ascii="Sylfaen" w:hAnsi="Sylfaen" w:cs="Sylfaen"/>
-          <w:b/>
-          <w:bCs/>
-        </w:rPr>
-      </w:pPr>
-    </w:p>
-    <w:p>
-      <w:pPr>
-        <w:pStyle w:val="NormalWeb"/>
-        <w:spacing w:line="360" w:lineRule="auto"/>
-        <w:ind w:left="432" w:right="144" w:firstLine="1080"/>
-        <w:jc w:val="both"/>
-        <w:rPr>
-          <w:rFonts w:ascii="Sylfaen" w:hAnsi="Sylfaen" w:cs="Sylfaen"/>
-        </w:rPr>
-      </w:pPr>
-      <w:r>
-        <w:rPr>
-          <w:rFonts w:ascii="Sylfaen" w:hAnsi="Sylfaen" w:cs="Sylfaen"/>
           <w:b/>
           <w:bCs/>
         </w:rPr>
@@ -6533,147 +6254,12 @@
         </w:rPr>
         <w:t>3. Գրասենյակում յուրաքանչյուր 2 ժամը մեկ սահմանել 15 րոպեանոց ընդմիջում՝ աչքերի վարժությունների համար:</w:t>
       </w:r>
-    </w:p>
-    <w:p>
-      <w:pPr>
-        <w:pStyle w:val="NormalWeb"/>
-        <w:spacing w:line="360" w:lineRule="auto"/>
-        <w:ind w:left="432" w:right="144" w:firstLine="1080"/>
-        <w:jc w:val="both"/>
-        <w:rPr>
-          <w:rFonts w:ascii="Sylfaen" w:hAnsi="Sylfaen" w:cs="Sylfaen"/>
-        </w:rPr>
-      </w:pPr>
-    </w:p>
-    <w:p>
-      <w:pPr>
-        <w:pStyle w:val="NormalWeb"/>
-        <w:spacing w:line="360" w:lineRule="auto"/>
-        <w:ind w:left="432" w:right="144" w:firstLine="1080"/>
-        <w:jc w:val="both"/>
-        <w:rPr>
-          <w:rFonts w:ascii="Sylfaen" w:hAnsi="Sylfaen" w:cs="Sylfaen"/>
-          <w:b/>
-          <w:bCs/>
-        </w:rPr>
-      </w:pPr>
-    </w:p>
-    <w:p>
-      <w:pPr>
-        <w:pStyle w:val="NormalWeb"/>
-        <w:spacing w:line="360" w:lineRule="auto"/>
-        <w:ind w:left="432" w:right="144" w:firstLine="1080"/>
-        <w:jc w:val="both"/>
-        <w:rPr>
-          <w:rFonts w:ascii="Sylfaen" w:hAnsi="Sylfaen" w:cs="Sylfaen"/>
-          <w:b/>
-          <w:bCs/>
-        </w:rPr>
-      </w:pPr>
-    </w:p>
-    <w:p>
-      <w:pPr>
-        <w:pStyle w:val="NormalWeb"/>
-        <w:spacing w:line="360" w:lineRule="auto"/>
-        <w:ind w:left="432" w:right="144" w:firstLine="1080"/>
-        <w:jc w:val="both"/>
-        <w:rPr>
-          <w:rFonts w:ascii="Sylfaen" w:hAnsi="Sylfaen" w:cs="Sylfaen"/>
-          <w:b/>
-          <w:bCs/>
-        </w:rPr>
-      </w:pPr>
-    </w:p>
-    <w:p>
-      <w:pPr>
-        <w:pStyle w:val="NormalWeb"/>
-        <w:spacing w:line="360" w:lineRule="auto"/>
-        <w:ind w:left="432" w:right="144" w:firstLine="1080"/>
-        <w:jc w:val="both"/>
-        <w:rPr>
-          <w:rFonts w:ascii="Sylfaen" w:hAnsi="Sylfaen" w:cs="Sylfaen"/>
-          <w:b/>
-          <w:bCs/>
-        </w:rPr>
-      </w:pPr>
-    </w:p>
-    <w:p>
-      <w:pPr>
-        <w:pStyle w:val="NormalWeb"/>
-        <w:spacing w:line="360" w:lineRule="auto"/>
-        <w:ind w:left="432" w:right="144" w:firstLine="1080"/>
-        <w:jc w:val="both"/>
-        <w:rPr>
-          <w:rFonts w:ascii="Sylfaen" w:hAnsi="Sylfaen" w:cs="Sylfaen"/>
-          <w:b/>
-          <w:bCs/>
-        </w:rPr>
-      </w:pPr>
-    </w:p>
-    <w:p>
-      <w:pPr>
-        <w:pStyle w:val="NormalWeb"/>
-        <w:spacing w:line="360" w:lineRule="auto"/>
-        <w:ind w:left="432" w:right="144" w:firstLine="1080"/>
-        <w:jc w:val="both"/>
-        <w:rPr>
-          <w:rFonts w:ascii="Sylfaen" w:hAnsi="Sylfaen" w:cs="Sylfaen"/>
-          <w:b/>
-          <w:bCs/>
-        </w:rPr>
-      </w:pPr>
-    </w:p>
-    <w:p>
-      <w:pPr>
-        <w:pStyle w:val="NormalWeb"/>
-        <w:spacing w:line="360" w:lineRule="auto"/>
-        <w:ind w:left="432" w:right="144" w:firstLine="1080"/>
-        <w:jc w:val="both"/>
-        <w:rPr>
-          <w:rFonts w:ascii="Sylfaen" w:hAnsi="Sylfaen" w:cs="Sylfaen"/>
-          <w:b/>
-          <w:bCs/>
-        </w:rPr>
-      </w:pPr>
-    </w:p>
-    <w:p>
-      <w:pPr>
-        <w:pStyle w:val="NormalWeb"/>
-        <w:spacing w:line="360" w:lineRule="auto"/>
-        <w:ind w:left="432" w:right="144" w:firstLine="1080"/>
-        <w:jc w:val="both"/>
-        <w:rPr>
-          <w:rFonts w:ascii="Sylfaen" w:hAnsi="Sylfaen" w:cs="Sylfaen"/>
-          <w:b/>
-          <w:bCs/>
-        </w:rPr>
-      </w:pPr>
-    </w:p>
-    <w:p>
-      <w:pPr>
-        <w:pStyle w:val="NormalWeb"/>
-        <w:spacing w:line="360" w:lineRule="auto"/>
-        <w:ind w:left="432" w:right="144" w:firstLine="1080"/>
-        <w:jc w:val="both"/>
-        <w:rPr>
-          <w:rFonts w:ascii="Sylfaen" w:hAnsi="Sylfaen" w:cs="Sylfaen"/>
-          <w:b/>
-          <w:bCs/>
-        </w:rPr>
-      </w:pPr>
-    </w:p>
-    <w:p>
-      <w:pPr>
-        <w:pStyle w:val="NormalWeb"/>
-        <w:spacing w:line="360" w:lineRule="auto"/>
-        <w:ind w:right="144"/>
-        <w:jc w:val="both"/>
-        <w:rPr>
-          <w:rFonts w:ascii="Sylfaen" w:hAnsi="Sylfaen" w:cs="Sylfaen"/>
-          <w:b/>
-          <w:bCs/>
-        </w:rPr>
-      </w:pPr>
+      <w:r>
+        <w:rPr>
+          <w:rFonts w:ascii="Sylfaen" w:hAnsi="Sylfaen" w:cs="Sylfaen"/>
+        </w:rPr>
+        <w:br w:type="page"/>
+      </w:r>
     </w:p>
     <w:p>
       <w:pPr>
@@ -6932,13 +6518,134 @@
       </w:pPr>
     </w:p>
     <w:sectPr>
+      <w:footerReference w:type="default" r:id="rId8"/>
       <w:pgSz w:w="12240" w:h="15840"/>
       <w:pgMar w:top="1440" w:right="1440" w:bottom="1440" w:left="1440" w:header="720" w:footer="720" w:gutter="0"/>
+      <w:pgNumType w:start="1"/>
       <w:cols w:space="720"/>
       <w:docGrid w:linePitch="360"/>
     </w:sectPr>
   </w:body>
 </w:document>
+</file>
+
+<file path=word/endnotes.xml><?xml version="1.0" encoding="utf-8"?>
+<w:endnotes xmlns:wpc="http://schemas.microsoft.com/office/word/2010/wordprocessingCanvas" xmlns:cx="http://schemas.microsoft.com/office/drawing/2014/chartex" xmlns:cx1="http://schemas.microsoft.com/office/drawing/2015/9/8/chartex" xmlns:cx2="http://schemas.microsoft.com/office/drawing/2015/10/21/chartex" xmlns:cx3="http://schemas.microsoft.com/office/drawing/2016/5/9/chartex" xmlns:cx4="http://schemas.microsoft.com/office/drawing/2016/5/10/chartex" xmlns:cx5="http://schemas.microsoft.com/office/drawing/2016/5/11/chartex" xmlns:cx6="http://schemas.microsoft.com/office/drawing/2016/5/12/chartex" xmlns:cx7="http://schemas.microsoft.com/office/drawing/2016/5/13/chartex" xmlns:cx8="http://schemas.microsoft.com/office/drawing/2016/5/14/chartex" xmlns:mc="http://schemas.openxmlformats.org/markup-compatibility/2006" xmlns:aink="http://schemas.microsoft.com/office/drawing/2016/ink" xmlns:am3d="http://schemas.microsoft.com/office/drawing/2017/model3d" xmlns:o="urn:schemas-microsoft-com:office:office" xmlns:oel="http://schemas.microsoft.com/office/2019/extlst" xmlns:r="http://schemas.openxmlformats.org/officeDocument/2006/relationships" xmlns:m="http://schemas.openxmlformats.org/officeDocument/2006/math" xmlns:v="urn:schemas-microsoft-com:vml" xmlns:wp14="http://schemas.microsoft.com/office/word/2010/wordprocessingDrawing" xmlns:wp="http://schemas.openxmlformats.org/drawingml/2006/wordprocessingDrawing" xmlns:w10="urn:schemas-microsoft-com:office:word" xmlns:w="http://schemas.openxmlformats.org/wordprocessingml/2006/main" xmlns:w14="http://schemas.microsoft.com/office/word/2010/wordml" xmlns:w15="http://schemas.microsoft.com/office/word/2012/wordml" xmlns:w16cex="http://schemas.microsoft.com/office/word/2018/wordml/cex" xmlns:w16cid="http://schemas.microsoft.com/office/word/2016/wordml/cid" xmlns:w16="http://schemas.microsoft.com/office/word/2018/wordml" xmlns:w16du="http://schemas.microsoft.com/office/word/2023/wordml/word16du" xmlns:w16sdtdh="http://schemas.microsoft.com/office/word/2020/wordml/sdtdatahash" xmlns:w16sdtfl="http://schemas.microsoft.com/office/word/2024/wordml/sdtformatlock" xmlns:w16se="http://schemas.microsoft.com/office/word/2015/wordml/symex" xmlns:wpg="http://schemas.microsoft.com/office/word/2010/wordprocessingGroup" xmlns:wpi="http://schemas.microsoft.com/office/word/2010/wordprocessingInk" xmlns:wne="http://schemas.microsoft.com/office/word/2006/wordml" xmlns:wps="http://schemas.microsoft.com/office/word/2010/wordprocessingShape" mc:Ignorable="w14 w15 w16se w16cid w16 w16cex w16sdtdh w16sdtfl w16du wp14">
+  <w:endnote w:type="separator" w:id="-1">
+    <w:p>
+      <w:pPr>
+        <w:spacing w:line="240" w:lineRule="auto"/>
+      </w:pPr>
+      <w:r>
+        <w:separator/>
+      </w:r>
+    </w:p>
+  </w:endnote>
+  <w:endnote w:type="continuationSeparator" w:id="0">
+    <w:p>
+      <w:pPr>
+        <w:spacing w:line="240" w:lineRule="auto"/>
+      </w:pPr>
+      <w:r>
+        <w:continuationSeparator/>
+      </w:r>
+    </w:p>
+  </w:endnote>
+</w:endnotes>
+</file>
+
+<file path=word/footer1.xml><?xml version="1.0" encoding="utf-8"?>
+<w:ftr xmlns:wpc="http://schemas.microsoft.com/office/word/2010/wordprocessingCanvas" xmlns:cx="http://schemas.microsoft.com/office/drawing/2014/chartex" xmlns:cx1="http://schemas.microsoft.com/office/drawing/2015/9/8/chartex" xmlns:cx2="http://schemas.microsoft.com/office/drawing/2015/10/21/chartex" xmlns:cx3="http://schemas.microsoft.com/office/drawing/2016/5/9/chartex" xmlns:cx4="http://schemas.microsoft.com/office/drawing/2016/5/10/chartex" xmlns:cx5="http://schemas.microsoft.com/office/drawing/2016/5/11/chartex" xmlns:cx6="http://schemas.microsoft.com/office/drawing/2016/5/12/chartex" xmlns:cx7="http://schemas.microsoft.com/office/drawing/2016/5/13/chartex" xmlns:cx8="http://schemas.microsoft.com/office/drawing/2016/5/14/chartex" xmlns:mc="http://schemas.openxmlformats.org/markup-compatibility/2006" xmlns:aink="http://schemas.microsoft.com/office/drawing/2016/ink" xmlns:am3d="http://schemas.microsoft.com/office/drawing/2017/model3d" xmlns:o="urn:schemas-microsoft-com:office:office" xmlns:oel="http://schemas.microsoft.com/office/2019/extlst" xmlns:r="http://schemas.openxmlformats.org/officeDocument/2006/relationships" xmlns:m="http://schemas.openxmlformats.org/officeDocument/2006/math" xmlns:v="urn:schemas-microsoft-com:vml" xmlns:wp14="http://schemas.microsoft.com/office/word/2010/wordprocessingDrawing" xmlns:wp="http://schemas.openxmlformats.org/drawingml/2006/wordprocessingDrawing" xmlns:w10="urn:schemas-microsoft-com:office:word" xmlns:w="http://schemas.openxmlformats.org/wordprocessingml/2006/main" xmlns:w14="http://schemas.microsoft.com/office/word/2010/wordml" xmlns:w15="http://schemas.microsoft.com/office/word/2012/wordml" xmlns:w16cex="http://schemas.microsoft.com/office/word/2018/wordml/cex" xmlns:w16cid="http://schemas.microsoft.com/office/word/2016/wordml/cid" xmlns:w16="http://schemas.microsoft.com/office/word/2018/wordml" xmlns:w16du="http://schemas.microsoft.com/office/word/2023/wordml/word16du" xmlns:w16sdtdh="http://schemas.microsoft.com/office/word/2020/wordml/sdtdatahash" xmlns:w16sdtfl="http://schemas.microsoft.com/office/word/2024/wordml/sdtformatlock" xmlns:w16se="http://schemas.microsoft.com/office/word/2015/wordml/symex" xmlns:wpg="http://schemas.microsoft.com/office/word/2010/wordprocessingGroup" xmlns:wpi="http://schemas.microsoft.com/office/word/2010/wordprocessingInk" xmlns:wne="http://schemas.microsoft.com/office/word/2006/wordml" xmlns:wps="http://schemas.microsoft.com/office/word/2010/wordprocessingShape" mc:Ignorable="w14 w15 w16se w16cid w16 w16cex w16sdtdh w16sdtfl w16du wp14">
+  <w:p>
+    <w:pPr>
+      <w:pStyle w:val="Footer"/>
+      <w:jc w:val="right"/>
+    </w:pPr>
+  </w:p>
+  <w:p>
+    <w:pPr>
+      <w:pStyle w:val="Footer"/>
+    </w:pPr>
+  </w:p>
+</w:ftr>
+</file>
+
+<file path=word/footer2.xml><?xml version="1.0" encoding="utf-8"?>
+<w:ftr xmlns:wpc="http://schemas.microsoft.com/office/word/2010/wordprocessingCanvas" xmlns:cx="http://schemas.microsoft.com/office/drawing/2014/chartex" xmlns:cx1="http://schemas.microsoft.com/office/drawing/2015/9/8/chartex" xmlns:cx2="http://schemas.microsoft.com/office/drawing/2015/10/21/chartex" xmlns:cx3="http://schemas.microsoft.com/office/drawing/2016/5/9/chartex" xmlns:cx4="http://schemas.microsoft.com/office/drawing/2016/5/10/chartex" xmlns:cx5="http://schemas.microsoft.com/office/drawing/2016/5/11/chartex" xmlns:cx6="http://schemas.microsoft.com/office/drawing/2016/5/12/chartex" xmlns:cx7="http://schemas.microsoft.com/office/drawing/2016/5/13/chartex" xmlns:cx8="http://schemas.microsoft.com/office/drawing/2016/5/14/chartex" xmlns:mc="http://schemas.openxmlformats.org/markup-compatibility/2006" xmlns:aink="http://schemas.microsoft.com/office/drawing/2016/ink" xmlns:am3d="http://schemas.microsoft.com/office/drawing/2017/model3d" xmlns:o="urn:schemas-microsoft-com:office:office" xmlns:oel="http://schemas.microsoft.com/office/2019/extlst" xmlns:r="http://schemas.openxmlformats.org/officeDocument/2006/relationships" xmlns:m="http://schemas.openxmlformats.org/officeDocument/2006/math" xmlns:v="urn:schemas-microsoft-com:vml" xmlns:wp14="http://schemas.microsoft.com/office/word/2010/wordprocessingDrawing" xmlns:wp="http://schemas.openxmlformats.org/drawingml/2006/wordprocessingDrawing" xmlns:w10="urn:schemas-microsoft-com:office:word" xmlns:w="http://schemas.openxmlformats.org/wordprocessingml/2006/main" xmlns:w14="http://schemas.microsoft.com/office/word/2010/wordml" xmlns:w15="http://schemas.microsoft.com/office/word/2012/wordml" xmlns:w16cex="http://schemas.microsoft.com/office/word/2018/wordml/cex" xmlns:w16cid="http://schemas.microsoft.com/office/word/2016/wordml/cid" xmlns:w16="http://schemas.microsoft.com/office/word/2018/wordml" xmlns:w16du="http://schemas.microsoft.com/office/word/2023/wordml/word16du" xmlns:w16sdtdh="http://schemas.microsoft.com/office/word/2020/wordml/sdtdatahash" xmlns:w16sdtfl="http://schemas.microsoft.com/office/word/2024/wordml/sdtformatlock" xmlns:w16se="http://schemas.microsoft.com/office/word/2015/wordml/symex" xmlns:wpg="http://schemas.microsoft.com/office/word/2010/wordprocessingGroup" xmlns:wpi="http://schemas.microsoft.com/office/word/2010/wordprocessingInk" xmlns:wne="http://schemas.microsoft.com/office/word/2006/wordml" xmlns:wps="http://schemas.microsoft.com/office/word/2010/wordprocessingShape" mc:Ignorable="w14 w15 w16se w16cid w16 w16cex w16sdtdh w16sdtfl w16du wp14">
+  <w:sdt>
+    <w:sdtPr>
+      <w:id w:val="-1255664441"/>
+      <w:docPartObj>
+        <w:docPartGallery w:val="Page Numbers (Bottom of Page)"/>
+        <w:docPartUnique/>
+      </w:docPartObj>
+    </w:sdtPr>
+    <w:sdtEndPr>
+      <w:rPr>
+        <w:noProof/>
+      </w:rPr>
+    </w:sdtEndPr>
+    <w:sdtContent>
+      <w:p>
+        <w:pPr>
+          <w:pStyle w:val="Footer"/>
+          <w:jc w:val="right"/>
+        </w:pPr>
+        <w:r>
+          <w:fldChar w:fldCharType="begin"/>
+        </w:r>
+        <w:r>
+          <w:instrText xml:space="preserve"> PAGE   \* MERGEFORMAT </w:instrText>
+        </w:r>
+        <w:r>
+          <w:fldChar w:fldCharType="separate"/>
+        </w:r>
+        <w:r>
+          <w:rPr>
+            <w:noProof/>
+          </w:rPr>
+          <w:t>2</w:t>
+        </w:r>
+        <w:r>
+          <w:rPr>
+            <w:noProof/>
+          </w:rPr>
+          <w:fldChar w:fldCharType="end"/>
+        </w:r>
+      </w:p>
+    </w:sdtContent>
+  </w:sdt>
+  <w:p>
+    <w:pPr>
+      <w:pStyle w:val="Footer"/>
+    </w:pPr>
+  </w:p>
+</w:ftr>
+</file>
+
+<file path=word/footnotes.xml><?xml version="1.0" encoding="utf-8"?>
+<w:footnotes xmlns:wpc="http://schemas.microsoft.com/office/word/2010/wordprocessingCanvas" xmlns:cx="http://schemas.microsoft.com/office/drawing/2014/chartex" xmlns:cx1="http://schemas.microsoft.com/office/drawing/2015/9/8/chartex" xmlns:cx2="http://schemas.microsoft.com/office/drawing/2015/10/21/chartex" xmlns:cx3="http://schemas.microsoft.com/office/drawing/2016/5/9/chartex" xmlns:cx4="http://schemas.microsoft.com/office/drawing/2016/5/10/chartex" xmlns:cx5="http://schemas.microsoft.com/office/drawing/2016/5/11/chartex" xmlns:cx6="http://schemas.microsoft.com/office/drawing/2016/5/12/chartex" xmlns:cx7="http://schemas.microsoft.com/office/drawing/2016/5/13/chartex" xmlns:cx8="http://schemas.microsoft.com/office/drawing/2016/5/14/chartex" xmlns:mc="http://schemas.openxmlformats.org/markup-compatibility/2006" xmlns:aink="http://schemas.microsoft.com/office/drawing/2016/ink" xmlns:am3d="http://schemas.microsoft.com/office/drawing/2017/model3d" xmlns:o="urn:schemas-microsoft-com:office:office" xmlns:oel="http://schemas.microsoft.com/office/2019/extlst" xmlns:r="http://schemas.openxmlformats.org/officeDocument/2006/relationships" xmlns:m="http://schemas.openxmlformats.org/officeDocument/2006/math" xmlns:v="urn:schemas-microsoft-com:vml" xmlns:wp14="http://schemas.microsoft.com/office/word/2010/wordprocessingDrawing" xmlns:wp="http://schemas.openxmlformats.org/drawingml/2006/wordprocessingDrawing" xmlns:w10="urn:schemas-microsoft-com:office:word" xmlns:w="http://schemas.openxmlformats.org/wordprocessingml/2006/main" xmlns:w14="http://schemas.microsoft.com/office/word/2010/wordml" xmlns:w15="http://schemas.microsoft.com/office/word/2012/wordml" xmlns:w16cex="http://schemas.microsoft.com/office/word/2018/wordml/cex" xmlns:w16cid="http://schemas.microsoft.com/office/word/2016/wordml/cid" xmlns:w16="http://schemas.microsoft.com/office/word/2018/wordml" xmlns:w16du="http://schemas.microsoft.com/office/word/2023/wordml/word16du" xmlns:w16sdtdh="http://schemas.microsoft.com/office/word/2020/wordml/sdtdatahash" xmlns:w16sdtfl="http://schemas.microsoft.com/office/word/2024/wordml/sdtformatlock" xmlns:w16se="http://schemas.microsoft.com/office/word/2015/wordml/symex" xmlns:wpg="http://schemas.microsoft.com/office/word/2010/wordprocessingGroup" xmlns:wpi="http://schemas.microsoft.com/office/word/2010/wordprocessingInk" xmlns:wne="http://schemas.microsoft.com/office/word/2006/wordml" xmlns:wps="http://schemas.microsoft.com/office/word/2010/wordprocessingShape" mc:Ignorable="w14 w15 w16se w16cid w16 w16cex w16sdtdh w16sdtfl w16du wp14">
+  <w:footnote w:type="separator" w:id="-1">
+    <w:p>
+      <w:pPr>
+        <w:spacing w:line="240" w:lineRule="auto"/>
+      </w:pPr>
+      <w:r>
+        <w:separator/>
+      </w:r>
+    </w:p>
+  </w:footnote>
+  <w:footnote w:type="continuationSeparator" w:id="0">
+    <w:p>
+      <w:pPr>
+        <w:spacing w:line="240" w:lineRule="auto"/>
+      </w:pPr>
+      <w:r>
+        <w:continuationSeparator/>
+      </w:r>
+    </w:p>
+  </w:footnote>
+</w:footnotes>
 </file>
 
 <file path=word/numbering.xml><?xml version="1.0" encoding="utf-8"?>
@@ -10837,6 +10544,62 @@
       <w:lang w:val="ru-RU"/>
     </w:rPr>
   </w:style>
+  <w:style w:type="paragraph" w:styleId="Header">
+    <w:name w:val="header"/>
+    <w:basedOn w:val="Normal"/>
+    <w:link w:val="HeaderChar"/>
+    <w:uiPriority w:val="99"/>
+    <w:unhideWhenUsed/>
+    <w:rsid w:val="0003333D"/>
+    <w:pPr>
+      <w:tabs>
+        <w:tab w:val="center" w:pos="4680"/>
+        <w:tab w:val="right" w:pos="9360"/>
+      </w:tabs>
+      <w:spacing w:line="240" w:lineRule="auto"/>
+    </w:pPr>
+  </w:style>
+  <w:style w:type="character" w:customStyle="1" w:styleId="HeaderChar">
+    <w:name w:val="Header Char"/>
+    <w:basedOn w:val="DefaultParagraphFont"/>
+    <w:link w:val="Header"/>
+    <w:uiPriority w:val="99"/>
+    <w:rsid w:val="0003333D"/>
+    <w:rPr>
+      <w:rFonts w:ascii="GHEA Grapalat" w:eastAsia="Calibri" w:hAnsi="GHEA Grapalat" w:cs="Times New Roman"/>
+      <w:sz w:val="24"/>
+      <w:szCs w:val="20"/>
+      <w:lang w:val="ru-RU"/>
+    </w:rPr>
+  </w:style>
+  <w:style w:type="paragraph" w:styleId="Footer">
+    <w:name w:val="footer"/>
+    <w:basedOn w:val="Normal"/>
+    <w:link w:val="FooterChar"/>
+    <w:uiPriority w:val="99"/>
+    <w:unhideWhenUsed/>
+    <w:rsid w:val="0003333D"/>
+    <w:pPr>
+      <w:tabs>
+        <w:tab w:val="center" w:pos="4680"/>
+        <w:tab w:val="right" w:pos="9360"/>
+      </w:tabs>
+      <w:spacing w:line="240" w:lineRule="auto"/>
+    </w:pPr>
+  </w:style>
+  <w:style w:type="character" w:customStyle="1" w:styleId="FooterChar">
+    <w:name w:val="Footer Char"/>
+    <w:basedOn w:val="DefaultParagraphFont"/>
+    <w:link w:val="Footer"/>
+    <w:uiPriority w:val="99"/>
+    <w:rsid w:val="0003333D"/>
+    <w:rPr>
+      <w:rFonts w:ascii="GHEA Grapalat" w:eastAsia="Calibri" w:hAnsi="GHEA Grapalat" w:cs="Times New Roman"/>
+      <w:sz w:val="24"/>
+      <w:szCs w:val="20"/>
+      <w:lang w:val="ru-RU"/>
+    </w:rPr>
+  </w:style>
 </w:styles>
 </file>
 

--- a/ԿԱ.docx
+++ b/ԿԱ.docx
@@ -2103,6 +2103,43 @@
     </w:p>
     <w:p>
       <w:pPr>
+        <w:rPr>
+          <w:rFonts w:ascii="Sylfaen" w:eastAsia="Microsoft YaHei" w:hAnsi="Sylfaen" w:cs="Microsoft YaHei"/>
+          <w:szCs w:val="24"/>
+          <w:lang w:val="hy-AM"/>
+        </w:rPr>
+      </w:pPr>
+      <w:r>
+        <w:rPr>
+          <w:b/>
+          <w:sz w:val="32"/>
+          <w:szCs w:val="32"/>
+          <w:lang w:val="hy-AM"/>
+        </w:rPr>
+        <w:lastRenderedPageBreak/>
+        <w:t>Գլուխ 6։</w:t>
+      </w:r>
+      <w:r>
+        <w:rPr>
+          <w:b/>
+          <w:sz w:val="32"/>
+          <w:szCs w:val="32"/>
+          <w:lang w:val="hy-AM"/>
+        </w:rPr>
+        <w:t xml:space="preserve"> </w:t>
+      </w:r>
+      <w:r>
+        <w:rPr>
+          <w:b/>
+          <w:sz w:val="32"/>
+          <w:szCs w:val="32"/>
+          <w:lang w:val="hy-AM"/>
+        </w:rPr>
+        <w:t>Գործարքներ կատարելու համար ավտոմեքենաների պլատֆորմի շահագործման ԿԱ պայմանները</w:t>
+      </w:r>
+    </w:p>
+    <w:p>
+      <w:pPr>
         <w:tabs>
           <w:tab w:val="left" w:pos="2041"/>
         </w:tabs>
@@ -2316,130 +2353,87 @@
           <w:lang w:val="hy-AM"/>
         </w:rPr>
         <w:lastRenderedPageBreak/>
-        <w:t>6</w:t>
-      </w:r>
-      <w:r>
-        <w:rPr>
-          <w:rFonts w:ascii="Sylfaen" w:hAnsi="Sylfaen" w:cs="Sylfaen"/>
-          <w:b/>
-          <w:bCs/>
+        <w:t>Նպատակը</w:t>
+      </w:r>
+    </w:p>
+    <w:p>
+      <w:pPr>
+        <w:pStyle w:val="NormalWeb"/>
+        <w:spacing w:line="360" w:lineRule="auto"/>
+        <w:ind w:left="432" w:right="144"/>
+        <w:jc w:val="both"/>
+        <w:rPr>
+          <w:rFonts w:ascii="Sylfaen" w:hAnsi="Sylfaen" w:cs="Sylfaen"/>
+          <w:lang w:val="hy-AM"/>
+        </w:rPr>
+      </w:pPr>
+      <w:r>
+        <w:rPr>
+          <w:rFonts w:ascii="Sylfaen" w:hAnsi="Sylfaen" w:cs="Sylfaen"/>
+          <w:lang w:val="hy-AM"/>
+        </w:rPr>
+        <w:t xml:space="preserve">   </w:t>
+      </w:r>
+      <w:r>
+        <w:rPr>
+          <w:rFonts w:ascii="Sylfaen" w:hAnsi="Sylfaen" w:cs="Sylfaen"/>
+          <w:lang w:val="hy-AM"/>
+        </w:rPr>
+        <w:t>Ուսումնասիրել և մշակել ավտոմեքենաների առցանց հարթակի շահագործման անվտանգության պայմաններ, որոնք կնվազեցնեն ռիսկերը գործարքների բոլոր փուլերում՝ սկսած հայտարարության տեղադրումից մինչև մեքենայի փոխանցումը գնորդին:</w:t>
+      </w:r>
+    </w:p>
+    <w:p>
+      <w:pPr>
+        <w:pStyle w:val="NormalWeb"/>
+        <w:spacing w:line="360" w:lineRule="auto"/>
+        <w:ind w:left="432" w:right="144"/>
+        <w:jc w:val="both"/>
+        <w:rPr>
+          <w:rFonts w:ascii="Sylfaen" w:hAnsi="Sylfaen" w:cs="Sylfaen"/>
+          <w:lang w:val="hy-AM"/>
+        </w:rPr>
+      </w:pPr>
+      <w:r>
+        <w:rPr>
+          <w:rFonts w:ascii="Sylfaen" w:hAnsi="Sylfaen" w:cs="Sylfaen"/>
+          <w:lang w:val="hy-AM"/>
+        </w:rPr>
+        <w:t xml:space="preserve">  </w:t>
+      </w:r>
+      <w:r>
+        <w:rPr>
+          <w:rFonts w:ascii="Sylfaen" w:hAnsi="Sylfaen" w:cs="Sylfaen"/>
+          <w:lang w:val="hy-AM"/>
+        </w:rPr>
+        <w:t xml:space="preserve">ԿԱ պայմանների ներդրման հիմնական նպատակն է ստեղծել անվտանգ և հուսալի էկոհամակարգ ավտոմեքենաների գործարքների իրականացման համար, որտեղ բացառվում կամ </w:t>
+      </w:r>
+      <w:r>
+        <w:rPr>
+          <w:rFonts w:ascii="Sylfaen" w:hAnsi="Sylfaen" w:cs="Sylfaen"/>
+          <w:lang w:val="hy-AM"/>
+        </w:rPr>
+        <w:t>նվազեցվում</w:t>
+      </w:r>
+      <w:r>
+        <w:rPr>
+          <w:rFonts w:ascii="Sylfaen" w:hAnsi="Sylfaen" w:cs="Sylfaen"/>
+          <w:lang w:val="hy-AM"/>
+        </w:rPr>
+        <w:t xml:space="preserve"> են վնասվածքների, ֆինանսական և հոգեբանական ճնշումների ռիսկերը:</w:t>
+      </w:r>
+    </w:p>
+    <w:p>
+      <w:pPr>
+        <w:pStyle w:val="NormalWeb"/>
+        <w:spacing w:line="360" w:lineRule="auto"/>
+        <w:ind w:right="144"/>
+        <w:jc w:val="center"/>
+        <w:rPr>
+          <w:rFonts w:ascii="Sylfaen" w:hAnsi="Sylfaen" w:cs="Sylfaen"/>
           <w:sz w:val="28"/>
           <w:szCs w:val="28"/>
-          <w:lang w:val="hy-AM"/>
-        </w:rPr>
-        <w:t xml:space="preserve">.1.1. </w:t>
-      </w:r>
-      <w:r>
-        <w:rPr>
-          <w:rFonts w:ascii="Sylfaen" w:hAnsi="Sylfaen" w:cs="Sylfaen"/>
-          <w:b/>
-          <w:bCs/>
-          <w:sz w:val="28"/>
-          <w:szCs w:val="28"/>
-          <w:lang w:val="hy-AM"/>
-        </w:rPr>
-        <w:t>Նպատակը</w:t>
-      </w:r>
-    </w:p>
-    <w:p>
-      <w:pPr>
-        <w:pStyle w:val="NormalWeb"/>
-        <w:spacing w:line="360" w:lineRule="auto"/>
-        <w:ind w:left="432" w:right="144"/>
-        <w:jc w:val="both"/>
-        <w:rPr>
-          <w:rFonts w:ascii="Sylfaen" w:hAnsi="Sylfaen" w:cs="Sylfaen"/>
-          <w:lang w:val="hy-AM"/>
-        </w:rPr>
-      </w:pPr>
-      <w:r>
-        <w:rPr>
-          <w:rFonts w:ascii="Sylfaen" w:hAnsi="Sylfaen" w:cs="Sylfaen"/>
-          <w:lang w:val="hy-AM"/>
-        </w:rPr>
-        <w:t xml:space="preserve">   </w:t>
-      </w:r>
-      <w:r>
-        <w:rPr>
-          <w:rFonts w:ascii="Sylfaen" w:hAnsi="Sylfaen" w:cs="Sylfaen"/>
-          <w:lang w:val="hy-AM"/>
-        </w:rPr>
-        <w:t>Ուսումնասիրել և մշակել ավտոմեքենաների առցանց հարթակի շահագործման անվտանգության պայմաններ, որոնք կնվազեցնեն ռիսկերը գործարքների բոլոր փուլերում՝ սկսած հայտարարության տեղադրումից մինչև մեքենայի փոխանցումը գնորդին:</w:t>
-      </w:r>
-    </w:p>
-    <w:p>
-      <w:pPr>
-        <w:pStyle w:val="NormalWeb"/>
-        <w:spacing w:line="360" w:lineRule="auto"/>
-        <w:ind w:left="432" w:right="144"/>
-        <w:jc w:val="both"/>
-        <w:rPr>
-          <w:rFonts w:ascii="Sylfaen" w:hAnsi="Sylfaen" w:cs="Sylfaen"/>
-          <w:lang w:val="hy-AM"/>
-        </w:rPr>
-      </w:pPr>
-      <w:r>
-        <w:rPr>
-          <w:rFonts w:ascii="Sylfaen" w:hAnsi="Sylfaen" w:cs="Sylfaen"/>
-          <w:lang w:val="hy-AM"/>
-        </w:rPr>
-        <w:t xml:space="preserve">  </w:t>
-      </w:r>
-      <w:r>
-        <w:rPr>
-          <w:rFonts w:ascii="Sylfaen" w:hAnsi="Sylfaen" w:cs="Sylfaen"/>
-          <w:lang w:val="hy-AM"/>
-        </w:rPr>
-        <w:t xml:space="preserve">ԿԱ պայմանների ներդրման հիմնական նպատակն է ստեղծել անվտանգ և հուսալի էկոհամակարգ ավտոմեքենաների գործարքների իրականացման համար, որտեղ բացառվում կամ </w:t>
-      </w:r>
-      <w:r>
-        <w:rPr>
-          <w:rFonts w:ascii="Sylfaen" w:hAnsi="Sylfaen" w:cs="Sylfaen"/>
-          <w:lang w:val="hy-AM"/>
-        </w:rPr>
-        <w:t>նվազեցվում</w:t>
-      </w:r>
-      <w:r>
-        <w:rPr>
-          <w:rFonts w:ascii="Sylfaen" w:hAnsi="Sylfaen" w:cs="Sylfaen"/>
-          <w:lang w:val="hy-AM"/>
-        </w:rPr>
-        <w:t xml:space="preserve"> են վնասվածքների, ֆինանսական և հոգեբանական ճնշումների ռիսկերը:</w:t>
-      </w:r>
-    </w:p>
-    <w:p>
-      <w:pPr>
-        <w:pStyle w:val="NormalWeb"/>
-        <w:spacing w:line="360" w:lineRule="auto"/>
-        <w:ind w:right="144"/>
-        <w:jc w:val="center"/>
-        <w:rPr>
-          <w:rFonts w:ascii="Sylfaen" w:hAnsi="Sylfaen" w:cs="Sylfaen"/>
-          <w:sz w:val="28"/>
-          <w:szCs w:val="28"/>
-        </w:rPr>
-      </w:pPr>
-      <w:r>
-        <w:rPr>
-          <w:rFonts w:ascii="Sylfaen" w:hAnsi="Sylfaen" w:cs="Sylfaen"/>
-          <w:b/>
-          <w:bCs/>
-          <w:sz w:val="28"/>
-          <w:szCs w:val="28"/>
-          <w:lang w:val="hy-AM"/>
-        </w:rPr>
-        <w:t>6</w:t>
-      </w:r>
-      <w:r>
-        <w:rPr>
-          <w:rFonts w:ascii="Sylfaen" w:hAnsi="Sylfaen" w:cs="Sylfaen"/>
-          <w:b/>
-          <w:bCs/>
-          <w:sz w:val="28"/>
-          <w:szCs w:val="28"/>
-        </w:rPr>
-        <w:t xml:space="preserve">.1.2. </w:t>
-      </w:r>
+        </w:rPr>
+      </w:pPr>
       <w:r>
         <w:rPr>
           <w:rFonts w:ascii="Sylfaen" w:hAnsi="Sylfaen" w:cs="Sylfaen"/>
@@ -2529,6 +2523,50 @@
       <w:pPr>
         <w:pStyle w:val="NormalWeb"/>
         <w:spacing w:line="360" w:lineRule="auto"/>
+        <w:ind w:left="720" w:right="144"/>
+        <w:jc w:val="both"/>
+        <w:rPr>
+          <w:rFonts w:ascii="Sylfaen" w:hAnsi="Sylfaen" w:cs="Sylfaen"/>
+        </w:rPr>
+      </w:pPr>
+    </w:p>
+    <w:p>
+      <w:pPr>
+        <w:pStyle w:val="NormalWeb"/>
+        <w:spacing w:line="360" w:lineRule="auto"/>
+        <w:ind w:left="720" w:right="144"/>
+        <w:jc w:val="both"/>
+        <w:rPr>
+          <w:rFonts w:ascii="Sylfaen" w:hAnsi="Sylfaen" w:cs="Sylfaen"/>
+        </w:rPr>
+      </w:pPr>
+    </w:p>
+    <w:p>
+      <w:pPr>
+        <w:pStyle w:val="NormalWeb"/>
+        <w:spacing w:line="360" w:lineRule="auto"/>
+        <w:ind w:left="720" w:right="144"/>
+        <w:jc w:val="both"/>
+        <w:rPr>
+          <w:rFonts w:ascii="Sylfaen" w:hAnsi="Sylfaen" w:cs="Sylfaen"/>
+        </w:rPr>
+      </w:pPr>
+    </w:p>
+    <w:p>
+      <w:pPr>
+        <w:pStyle w:val="NormalWeb"/>
+        <w:spacing w:line="360" w:lineRule="auto"/>
+        <w:ind w:left="720" w:right="144"/>
+        <w:jc w:val="both"/>
+        <w:rPr>
+          <w:rFonts w:ascii="Sylfaen" w:hAnsi="Sylfaen" w:cs="Sylfaen"/>
+        </w:rPr>
+      </w:pPr>
+    </w:p>
+    <w:p>
+      <w:pPr>
+        <w:pStyle w:val="NormalWeb"/>
+        <w:spacing w:line="360" w:lineRule="auto"/>
         <w:ind w:right="144"/>
         <w:rPr>
           <w:rFonts w:ascii="Sylfaen" w:hAnsi="Sylfaen" w:cs="Sylfaen"/>
@@ -2537,59 +2575,14 @@
         </w:rPr>
       </w:pPr>
       <w:r>
-        <w:rPr>
-          <w:rFonts w:ascii="Sylfaen" w:hAnsi="Sylfaen" w:cs="Sylfaen"/>
-          <w:b/>
-          <w:bCs/>
-        </w:rPr>
-        <w:br w:type="page"/>
-      </w:r>
-    </w:p>
-    <w:p>
-      <w:pPr>
-        <w:pStyle w:val="NormalWeb"/>
-        <w:spacing w:line="360" w:lineRule="auto"/>
-        <w:ind w:right="144"/>
-        <w:jc w:val="center"/>
         <w:rPr>
           <w:rFonts w:ascii="Sylfaen" w:hAnsi="Sylfaen" w:cs="Sylfaen"/>
           <w:b/>
           <w:bCs/>
           <w:sz w:val="28"/>
           <w:szCs w:val="28"/>
-          <w:lang w:val="hy-AM"/>
-        </w:rPr>
-      </w:pPr>
-      <w:r>
-        <w:rPr>
-          <w:rFonts w:ascii="Sylfaen" w:hAnsi="Sylfaen" w:cs="Sylfaen"/>
-          <w:b/>
-          <w:bCs/>
-          <w:sz w:val="28"/>
-          <w:szCs w:val="28"/>
-          <w:lang w:val="hy-AM"/>
         </w:rPr>
         <w:lastRenderedPageBreak/>
-        <w:t>6</w:t>
-      </w:r>
-      <w:r>
-        <w:rPr>
-          <w:rFonts w:ascii="Sylfaen" w:hAnsi="Sylfaen" w:cs="Sylfaen"/>
-          <w:b/>
-          <w:bCs/>
-          <w:sz w:val="28"/>
-          <w:szCs w:val="28"/>
-        </w:rPr>
-        <w:t xml:space="preserve">.1.3. </w:t>
-      </w:r>
-      <w:r>
-        <w:rPr>
-          <w:rFonts w:ascii="Sylfaen" w:hAnsi="Sylfaen" w:cs="Sylfaen"/>
-          <w:b/>
-          <w:bCs/>
-          <w:sz w:val="28"/>
-          <w:szCs w:val="28"/>
-        </w:rPr>
         <w:t>Օ</w:t>
       </w:r>
       <w:r>
@@ -2739,292 +2732,39 @@
       <w:pPr>
         <w:pStyle w:val="NormalWeb"/>
         <w:spacing w:line="360" w:lineRule="auto"/>
+        <w:ind w:left="720" w:right="144"/>
+        <w:rPr>
+          <w:rFonts w:ascii="Sylfaen" w:hAnsi="Sylfaen" w:cs="Sylfaen"/>
+          <w:b/>
+          <w:bCs/>
+          <w:sz w:val="30"/>
+          <w:szCs w:val="30"/>
+        </w:rPr>
+      </w:pPr>
+      <w:r>
+        <w:rPr>
+          <w:rFonts w:ascii="Sylfaen" w:hAnsi="Sylfaen" w:cs="Sylfaen"/>
+          <w:b/>
+          <w:bCs/>
+          <w:sz w:val="30"/>
+          <w:szCs w:val="30"/>
+        </w:rPr>
+        <w:t>6.2. Անվտանգության և էրգոնոմիկայի միջոցառումներ</w:t>
+      </w:r>
+    </w:p>
+    <w:p>
+      <w:pPr>
+        <w:pStyle w:val="NormalWeb"/>
+        <w:spacing w:line="360" w:lineRule="auto"/>
         <w:ind w:left="432" w:right="144"/>
         <w:jc w:val="center"/>
         <w:rPr>
           <w:rFonts w:ascii="Sylfaen" w:hAnsi="Sylfaen" w:cs="Sylfaen"/>
-          <w:b/>
-          <w:bCs/>
-          <w:sz w:val="26"/>
-          <w:szCs w:val="26"/>
-        </w:rPr>
-      </w:pPr>
-      <w:r>
-        <w:rPr>
-          <w:rFonts w:ascii="Sylfaen" w:hAnsi="Sylfaen" w:cs="Sylfaen"/>
-          <w:b/>
-          <w:bCs/>
-          <w:sz w:val="26"/>
-          <w:szCs w:val="26"/>
-          <w:lang w:val="hy-AM"/>
-        </w:rPr>
-        <w:t>6</w:t>
-      </w:r>
-      <w:r>
-        <w:rPr>
-          <w:rFonts w:ascii="Sylfaen" w:hAnsi="Sylfaen" w:cs="Sylfaen"/>
-          <w:b/>
-          <w:bCs/>
-          <w:sz w:val="26"/>
-          <w:szCs w:val="26"/>
-          <w:lang w:val="hy-AM"/>
-        </w:rPr>
-        <w:t>.1</w:t>
-      </w:r>
-      <w:r>
-        <w:rPr>
-          <w:rFonts w:ascii="Sylfaen" w:hAnsi="Sylfaen" w:cs="Sylfaen"/>
-          <w:b/>
-          <w:bCs/>
-          <w:sz w:val="26"/>
-          <w:szCs w:val="26"/>
-        </w:rPr>
-        <w:t>.4</w:t>
-      </w:r>
-      <w:r>
-        <w:rPr>
-          <w:rFonts w:ascii="Sylfaen" w:hAnsi="Sylfaen" w:cs="Sylfaen"/>
-          <w:b/>
-          <w:bCs/>
-          <w:sz w:val="26"/>
-          <w:szCs w:val="26"/>
-        </w:rPr>
-        <w:t>.</w:t>
-      </w:r>
-      <w:r>
-        <w:rPr>
-          <w:rFonts w:ascii="Sylfaen" w:hAnsi="Sylfaen" w:cs="Sylfaen"/>
-          <w:b/>
-          <w:bCs/>
-          <w:sz w:val="26"/>
-          <w:szCs w:val="26"/>
-        </w:rPr>
-        <w:t xml:space="preserve"> </w:t>
-      </w:r>
-      <w:r>
-        <w:rPr>
-          <w:rFonts w:ascii="Sylfaen" w:hAnsi="Sylfaen" w:cs="Sylfaen"/>
-          <w:b/>
-          <w:bCs/>
-          <w:sz w:val="26"/>
-          <w:szCs w:val="26"/>
-          <w:lang w:val="ru-RU"/>
-        </w:rPr>
-        <w:t>Պլատֆորմի</w:t>
-      </w:r>
-      <w:r>
-        <w:rPr>
-          <w:rFonts w:ascii="Sylfaen" w:hAnsi="Sylfaen" w:cs="Sylfaen"/>
-          <w:b/>
-          <w:bCs/>
-          <w:sz w:val="26"/>
-          <w:szCs w:val="26"/>
-        </w:rPr>
-        <w:t xml:space="preserve"> </w:t>
-      </w:r>
-      <w:r>
-        <w:rPr>
-          <w:rFonts w:ascii="Sylfaen" w:hAnsi="Sylfaen" w:cs="Sylfaen"/>
-          <w:b/>
-          <w:bCs/>
-          <w:sz w:val="26"/>
-          <w:szCs w:val="26"/>
-          <w:lang w:val="ru-RU"/>
-        </w:rPr>
-        <w:t>աշխատակիցների</w:t>
-      </w:r>
-      <w:r>
-        <w:rPr>
-          <w:rFonts w:ascii="Sylfaen" w:hAnsi="Sylfaen" w:cs="Sylfaen"/>
-          <w:b/>
-          <w:bCs/>
-          <w:sz w:val="26"/>
-          <w:szCs w:val="26"/>
-        </w:rPr>
-        <w:t xml:space="preserve"> </w:t>
-      </w:r>
-      <w:r>
-        <w:rPr>
-          <w:rFonts w:ascii="Sylfaen" w:hAnsi="Sylfaen" w:cs="Sylfaen"/>
-          <w:b/>
-          <w:bCs/>
-          <w:sz w:val="26"/>
-          <w:szCs w:val="26"/>
-          <w:lang w:val="ru-RU"/>
-        </w:rPr>
-        <w:t>աշխատանքի</w:t>
-      </w:r>
-      <w:r>
-        <w:rPr>
-          <w:rFonts w:ascii="Sylfaen" w:hAnsi="Sylfaen" w:cs="Sylfaen"/>
-          <w:b/>
-          <w:bCs/>
-          <w:sz w:val="26"/>
-          <w:szCs w:val="26"/>
-        </w:rPr>
-        <w:t xml:space="preserve"> </w:t>
-      </w:r>
-      <w:r>
-        <w:rPr>
-          <w:rFonts w:ascii="Sylfaen" w:hAnsi="Sylfaen" w:cs="Sylfaen"/>
-          <w:b/>
-          <w:bCs/>
-          <w:sz w:val="26"/>
-          <w:szCs w:val="26"/>
-          <w:lang w:val="ru-RU"/>
-        </w:rPr>
-        <w:t>պաշտպանության</w:t>
-      </w:r>
-      <w:r>
-        <w:rPr>
-          <w:rFonts w:ascii="Sylfaen" w:hAnsi="Sylfaen" w:cs="Sylfaen"/>
-          <w:b/>
-          <w:bCs/>
-          <w:sz w:val="26"/>
-          <w:szCs w:val="26"/>
-        </w:rPr>
-        <w:t xml:space="preserve"> </w:t>
-      </w:r>
-      <w:r>
-        <w:rPr>
-          <w:rFonts w:ascii="Sylfaen" w:hAnsi="Sylfaen" w:cs="Sylfaen"/>
-          <w:b/>
-          <w:bCs/>
-          <w:sz w:val="26"/>
-          <w:szCs w:val="26"/>
-          <w:lang w:val="ru-RU"/>
-        </w:rPr>
-        <w:t>և</w:t>
-      </w:r>
-      <w:r>
-        <w:rPr>
-          <w:rFonts w:ascii="Sylfaen" w:hAnsi="Sylfaen" w:cs="Sylfaen"/>
-          <w:b/>
-          <w:bCs/>
-          <w:sz w:val="26"/>
-          <w:szCs w:val="26"/>
-        </w:rPr>
-        <w:t xml:space="preserve"> </w:t>
-      </w:r>
-      <w:r>
-        <w:rPr>
-          <w:rFonts w:ascii="Sylfaen" w:hAnsi="Sylfaen" w:cs="Sylfaen"/>
-          <w:b/>
-          <w:bCs/>
-          <w:sz w:val="26"/>
-          <w:szCs w:val="26"/>
-          <w:lang w:val="ru-RU"/>
-        </w:rPr>
-        <w:t>էրգոնոմիկա</w:t>
-      </w:r>
-    </w:p>
-    <w:p>
-      <w:pPr>
-        <w:pStyle w:val="NormalWeb"/>
-        <w:spacing w:line="360" w:lineRule="auto"/>
-        <w:ind w:left="432" w:right="144"/>
-        <w:jc w:val="both"/>
-        <w:rPr>
-          <w:rFonts w:ascii="Sylfaen" w:hAnsi="Sylfaen" w:cs="Sylfaen"/>
-        </w:rPr>
-      </w:pPr>
-      <w:r>
-        <w:rPr>
-          <w:rFonts w:ascii="Sylfaen" w:hAnsi="Sylfaen" w:cs="Sylfaen"/>
-        </w:rPr>
-        <w:t xml:space="preserve">   </w:t>
-      </w:r>
-      <w:r>
-        <w:rPr>
-          <w:rFonts w:ascii="Sylfaen" w:hAnsi="Sylfaen" w:cs="Sylfaen"/>
-        </w:rPr>
-        <w:t>Քանի որ Պլատֆորմը սպասարկող անձնակազմը (ծրագրավորողներ, աջակցման թիմ, մենեջերներ) հիմնականում կատարում է նստակյաց աշխատանք, առաջանում են հատուկ մասնագիտական ռիսկեր:</w:t>
-      </w:r>
-    </w:p>
-    <w:p>
-      <w:pPr>
-        <w:pStyle w:val="NormalWeb"/>
-        <w:spacing w:line="360" w:lineRule="auto"/>
-        <w:ind w:left="432" w:right="144" w:firstLine="288"/>
-        <w:jc w:val="both"/>
-        <w:rPr>
-          <w:rFonts w:ascii="Sylfaen" w:hAnsi="Sylfaen" w:cs="Sylfaen"/>
-        </w:rPr>
-      </w:pPr>
-      <w:r>
-        <w:rPr>
-          <w:rFonts w:ascii="Sylfaen" w:hAnsi="Sylfaen" w:cs="Sylfaen"/>
-        </w:rPr>
-        <w:t>Աշխատատեղերը պետք է կահավորված լինեն անատոմիական աթոռներով՝ ողնաշարի ծանրաբեռնվածությունը նվազեցնելու համար: Մոնիտորները պետք է տեղադրվեն աչքերի մակարդակին՝ 50-70 սմ հեռավորության վրա՝ տեսողության լարվածությունը կանխելու նպատակով</w:t>
-      </w:r>
-      <w:r>
-        <w:rPr>
-          <w:rFonts w:ascii="Sylfaen" w:hAnsi="Sylfaen" w:cs="Sylfaen"/>
-        </w:rPr>
-        <w:t xml:space="preserve"> </w:t>
-      </w:r>
-      <w:r>
-        <w:rPr>
-          <w:rFonts w:ascii="Sylfaen" w:hAnsi="Sylfaen" w:cs="Sylfaen"/>
-        </w:rPr>
-        <w:t>[5]</w:t>
-      </w:r>
-      <w:r>
-        <w:rPr>
-          <w:rFonts w:ascii="Sylfaen" w:hAnsi="Sylfaen" w:cs="Sylfaen"/>
-        </w:rPr>
-        <w:t xml:space="preserve">: </w:t>
-      </w:r>
-    </w:p>
-    <w:p>
-      <w:pPr>
-        <w:pStyle w:val="NormalWeb"/>
-        <w:spacing w:line="360" w:lineRule="auto"/>
-        <w:ind w:left="432" w:right="144" w:firstLine="288"/>
-        <w:jc w:val="both"/>
-        <w:rPr>
-          <w:rFonts w:ascii="Sylfaen" w:hAnsi="Sylfaen" w:cs="Sylfaen"/>
-          <w:b/>
-          <w:bCs/>
-        </w:rPr>
-      </w:pPr>
-      <w:r>
-        <w:rPr>
-          <w:rFonts w:ascii="Sylfaen" w:hAnsi="Sylfaen" w:cs="Sylfaen"/>
-        </w:rPr>
-        <w:t xml:space="preserve">Աշխատասենյակներում պետք է ապահովվի բնական և արհեստական համակցված լուսավորություն: Օդի օպտիմալ ջերմաստիճանը սահմանվում է 20-24°C, խոնավությունը՝ 40-60%: </w:t>
-      </w:r>
-    </w:p>
-    <w:p>
-      <w:pPr>
-        <w:pStyle w:val="NormalWeb"/>
-        <w:spacing w:line="360" w:lineRule="auto"/>
-        <w:ind w:left="432" w:right="144"/>
-        <w:jc w:val="both"/>
-        <w:rPr>
-          <w:rFonts w:ascii="Sylfaen" w:hAnsi="Sylfaen" w:cs="Sylfaen"/>
-        </w:rPr>
-      </w:pPr>
-      <w:r>
-        <w:rPr>
-          <w:rFonts w:ascii="Sylfaen" w:hAnsi="Sylfaen" w:cs="Sylfaen"/>
-        </w:rPr>
-        <w:lastRenderedPageBreak/>
-        <w:t xml:space="preserve">  </w:t>
-      </w:r>
-      <w:r>
-        <w:rPr>
-          <w:rFonts w:ascii="Sylfaen" w:hAnsi="Sylfaen" w:cs="Sylfaen"/>
-        </w:rPr>
-        <w:t>Համակարգչի առջև անընդմեջ աշխատանքը չպետք է գերազանցի 2 ժամը: Պարտադիր է 10-15 րոպե տևողությամբ ընդմիջումների կազմակերպումը աչքերի և մկանների հանգստի համար:</w:t>
-      </w:r>
-    </w:p>
-    <w:p>
-      <w:pPr>
-        <w:pStyle w:val="NormalWeb"/>
-        <w:spacing w:line="360" w:lineRule="auto"/>
-        <w:ind w:left="432" w:right="144" w:firstLine="1080"/>
-        <w:jc w:val="center"/>
+          <w:sz w:val="28"/>
+          <w:szCs w:val="28"/>
+        </w:rPr>
+      </w:pPr>
+      <w:r>
         <w:rPr>
           <w:rFonts w:ascii="Sylfaen" w:hAnsi="Sylfaen" w:cs="Sylfaen"/>
           <w:b/>
@@ -3032,8 +2772,116 @@
           <w:sz w:val="28"/>
           <w:szCs w:val="28"/>
         </w:rPr>
-      </w:pPr>
-      <w:r>
+        <w:t>Աշխատակիցների անվտանգություն և էրգոնոմիկա</w:t>
+      </w:r>
+    </w:p>
+    <w:p>
+      <w:pPr>
+        <w:pStyle w:val="NormalWeb"/>
+        <w:spacing w:line="360" w:lineRule="auto"/>
+        <w:ind w:left="432" w:right="144"/>
+        <w:jc w:val="both"/>
+        <w:rPr>
+          <w:rFonts w:ascii="Sylfaen" w:hAnsi="Sylfaen" w:cs="Sylfaen"/>
+        </w:rPr>
+      </w:pPr>
+      <w:r>
+        <w:rPr>
+          <w:rFonts w:ascii="Sylfaen" w:hAnsi="Sylfaen" w:cs="Sylfaen"/>
+        </w:rPr>
+        <w:t xml:space="preserve">   </w:t>
+      </w:r>
+      <w:r>
+        <w:rPr>
+          <w:rFonts w:ascii="Sylfaen" w:hAnsi="Sylfaen" w:cs="Sylfaen"/>
+        </w:rPr>
+        <w:t>Քանի որ Պլատֆորմը սպասարկող անձնակազմը (ծրագրավորողներ, աջակցման թիմ, մենեջերներ) հիմնականում կատարում է նստակյաց աշխատանք, առաջանում են հատուկ մասնագիտական ռիսկեր:</w:t>
+      </w:r>
+    </w:p>
+    <w:p>
+      <w:pPr>
+        <w:pStyle w:val="NormalWeb"/>
+        <w:spacing w:line="360" w:lineRule="auto"/>
+        <w:ind w:left="432" w:right="144" w:firstLine="288"/>
+        <w:jc w:val="both"/>
+        <w:rPr>
+          <w:rFonts w:ascii="Sylfaen" w:hAnsi="Sylfaen" w:cs="Sylfaen"/>
+        </w:rPr>
+      </w:pPr>
+      <w:r>
+        <w:rPr>
+          <w:rFonts w:ascii="Sylfaen" w:hAnsi="Sylfaen" w:cs="Sylfaen"/>
+        </w:rPr>
+        <w:t>Աշխատատեղերը պետք է կահավորված լինեն անատոմիական աթոռներով՝ ողնաշարի ծանրաբեռնվածությունը նվազեցնելու համար: Մոնիտորները պետք է տեղադրվեն աչքերի մակարդակին՝ 50-70 սմ հեռավորության վրա՝ տեսողության լարվածությունը կանխելու նպատակով</w:t>
+      </w:r>
+      <w:r>
+        <w:rPr>
+          <w:rFonts w:ascii="Sylfaen" w:hAnsi="Sylfaen" w:cs="Sylfaen"/>
+        </w:rPr>
+        <w:t xml:space="preserve"> </w:t>
+      </w:r>
+      <w:r>
+        <w:rPr>
+          <w:rFonts w:ascii="Sylfaen" w:hAnsi="Sylfaen" w:cs="Sylfaen"/>
+        </w:rPr>
+        <w:t>[5]</w:t>
+      </w:r>
+      <w:r>
+        <w:rPr>
+          <w:rFonts w:ascii="Sylfaen" w:hAnsi="Sylfaen" w:cs="Sylfaen"/>
+        </w:rPr>
+        <w:t xml:space="preserve">: </w:t>
+      </w:r>
+    </w:p>
+    <w:p>
+      <w:pPr>
+        <w:pStyle w:val="NormalWeb"/>
+        <w:spacing w:line="360" w:lineRule="auto"/>
+        <w:ind w:left="432" w:right="144" w:firstLine="288"/>
+        <w:jc w:val="both"/>
+        <w:rPr>
+          <w:rFonts w:ascii="Sylfaen" w:hAnsi="Sylfaen" w:cs="Sylfaen"/>
+          <w:b/>
+          <w:bCs/>
+        </w:rPr>
+      </w:pPr>
+      <w:r>
+        <w:rPr>
+          <w:rFonts w:ascii="Sylfaen" w:hAnsi="Sylfaen" w:cs="Sylfaen"/>
+        </w:rPr>
+        <w:t xml:space="preserve">Աշխատասենյակներում պետք է ապահովվի բնական և արհեստական համակցված լուսավորություն: Օդի օպտիմալ ջերմաստիճանը սահմանվում է 20-24°C, խոնավությունը՝ 40-60%: </w:t>
+      </w:r>
+    </w:p>
+    <w:p>
+      <w:pPr>
+        <w:pStyle w:val="NormalWeb"/>
+        <w:spacing w:line="360" w:lineRule="auto"/>
+        <w:ind w:left="432" w:right="144"/>
+        <w:jc w:val="both"/>
+        <w:rPr>
+          <w:rFonts w:ascii="Sylfaen" w:hAnsi="Sylfaen" w:cs="Sylfaen"/>
+        </w:rPr>
+      </w:pPr>
+      <w:r>
+        <w:rPr>
+          <w:rFonts w:ascii="Sylfaen" w:hAnsi="Sylfaen" w:cs="Sylfaen"/>
+        </w:rPr>
+        <w:lastRenderedPageBreak/>
+        <w:t xml:space="preserve">  </w:t>
+      </w:r>
+      <w:r>
+        <w:rPr>
+          <w:rFonts w:ascii="Sylfaen" w:hAnsi="Sylfaen" w:cs="Sylfaen"/>
+        </w:rPr>
+        <w:t>Համակարգչի առջև անընդմեջ աշխատանքը չպետք է գերազանցի 2 ժամը: Պարտադիր է 10-15 րոպե տևողությամբ ընդմիջումների կազմակերպումը աչքերի և մկանների հանգստի համար:</w:t>
+      </w:r>
+    </w:p>
+    <w:p>
+      <w:pPr>
+        <w:pStyle w:val="NormalWeb"/>
+        <w:spacing w:line="360" w:lineRule="auto"/>
+        <w:ind w:left="432" w:right="144" w:firstLine="1080"/>
+        <w:jc w:val="center"/>
         <w:rPr>
           <w:rFonts w:ascii="Sylfaen" w:hAnsi="Sylfaen" w:cs="Sylfaen"/>
           <w:b/>
@@ -3041,18 +2889,7 @@
           <w:sz w:val="28"/>
           <w:szCs w:val="28"/>
         </w:rPr>
-        <w:t>6</w:t>
-      </w:r>
-      <w:r>
-        <w:rPr>
-          <w:rFonts w:ascii="Sylfaen" w:hAnsi="Sylfaen" w:cs="Sylfaen"/>
-          <w:b/>
-          <w:bCs/>
-          <w:sz w:val="28"/>
-          <w:szCs w:val="28"/>
-        </w:rPr>
-        <w:t xml:space="preserve">.1.5. </w:t>
-      </w:r>
+      </w:pPr>
       <w:r>
         <w:rPr>
           <w:rFonts w:ascii="Sylfaen" w:hAnsi="Sylfaen" w:cs="Sylfaen"/>
@@ -3380,9 +3217,140 @@
           <w:sz w:val="28"/>
           <w:szCs w:val="28"/>
         </w:rPr>
-        <w:t>6</w:t>
-      </w:r>
-      <w:r>
+        <w:t>Տեղեկատվական պաշտպանություն և հոգեբանական անվտանգություն</w:t>
+      </w:r>
+    </w:p>
+    <w:p>
+      <w:pPr>
+        <w:pStyle w:val="NormalWeb"/>
+        <w:spacing w:line="360" w:lineRule="auto"/>
+        <w:ind w:left="432" w:right="144"/>
+        <w:jc w:val="both"/>
+        <w:rPr>
+          <w:rFonts w:ascii="Sylfaen" w:hAnsi="Sylfaen" w:cs="Sylfaen"/>
+        </w:rPr>
+      </w:pPr>
+      <w:r>
+        <w:rPr>
+          <w:rFonts w:ascii="Sylfaen" w:hAnsi="Sylfaen" w:cs="Sylfaen"/>
+        </w:rPr>
+        <w:t xml:space="preserve">  </w:t>
+      </w:r>
+      <w:r>
+        <w:rPr>
+          <w:rFonts w:ascii="Sylfaen" w:hAnsi="Sylfaen" w:cs="Sylfaen"/>
+        </w:rPr>
+        <w:t xml:space="preserve">Առցանց գործարքներում </w:t>
+      </w:r>
+      <w:r>
+        <w:rPr>
+          <w:rFonts w:ascii="Sylfaen" w:hAnsi="Sylfaen" w:cs="Sylfaen"/>
+        </w:rPr>
+        <w:t>կարևոր է նաև</w:t>
+      </w:r>
+      <w:r>
+        <w:rPr>
+          <w:rFonts w:ascii="Sylfaen" w:hAnsi="Sylfaen" w:cs="Sylfaen"/>
+        </w:rPr>
+        <w:t xml:space="preserve"> մարդու </w:t>
+      </w:r>
+      <w:r>
+        <w:rPr>
+          <w:rFonts w:ascii="Sylfaen" w:hAnsi="Sylfaen" w:cs="Sylfaen"/>
+        </w:rPr>
+        <w:t>անձնական տվյալների</w:t>
+      </w:r>
+      <w:r>
+        <w:rPr>
+          <w:rFonts w:ascii="Sylfaen" w:hAnsi="Sylfaen" w:cs="Sylfaen"/>
+        </w:rPr>
+        <w:t xml:space="preserve"> և հոգեբանական վիճակի պաշտպանությանը:</w:t>
+      </w:r>
+    </w:p>
+    <w:p>
+      <w:pPr>
+        <w:pStyle w:val="NormalWeb"/>
+        <w:spacing w:line="360" w:lineRule="auto"/>
+        <w:ind w:left="432" w:right="144" w:firstLine="288"/>
+        <w:jc w:val="both"/>
+        <w:rPr>
+          <w:rFonts w:ascii="Sylfaen" w:hAnsi="Sylfaen" w:cs="Sylfaen"/>
+          <w:b/>
+          <w:bCs/>
+        </w:rPr>
+      </w:pPr>
+      <w:r>
+        <w:rPr>
+          <w:rFonts w:ascii="Sylfaen" w:hAnsi="Sylfaen" w:cs="Sylfaen"/>
+        </w:rPr>
+        <w:t xml:space="preserve">Պլատֆորմը պարտավորվում է կոդավորել օգտատերերի անձնագրային և բանկային տվյալները (օգտագործելով SSL/TLS արձանագրություններ): </w:t>
+      </w:r>
+      <w:r>
+        <w:rPr>
+          <w:rFonts w:ascii="Sylfaen" w:hAnsi="Sylfaen" w:cs="Sylfaen"/>
+        </w:rPr>
+        <w:t xml:space="preserve">Զերծարարություններից </w:t>
+      </w:r>
+      <w:r>
+        <w:rPr>
+          <w:rFonts w:ascii="Sylfaen" w:hAnsi="Sylfaen" w:cs="Sylfaen"/>
+        </w:rPr>
+        <w:t xml:space="preserve">խուսափելու համար </w:t>
+      </w:r>
+      <w:r>
+        <w:rPr>
+          <w:rFonts w:ascii="Sylfaen" w:hAnsi="Sylfaen" w:cs="Sylfaen"/>
+        </w:rPr>
+        <w:t>պ</w:t>
+      </w:r>
+      <w:r>
+        <w:rPr>
+          <w:rFonts w:ascii="Sylfaen" w:hAnsi="Sylfaen" w:cs="Sylfaen"/>
+        </w:rPr>
+        <w:t xml:space="preserve">լատֆորմն ապահովում է անվտանգ վճարման </w:t>
+      </w:r>
+      <w:r>
+        <w:rPr>
+          <w:rFonts w:ascii="Sylfaen" w:hAnsi="Sylfaen" w:cs="Sylfaen"/>
+        </w:rPr>
+        <w:t>միջոցներ</w:t>
+      </w:r>
+      <w:r>
+        <w:rPr>
+          <w:rFonts w:ascii="Sylfaen" w:hAnsi="Sylfaen" w:cs="Sylfaen"/>
+        </w:rPr>
+        <w:t xml:space="preserve"> և արգելում է կանխավճարների տրամադրումը չստուգված օգտահիվներին: </w:t>
+      </w:r>
+    </w:p>
+    <w:p>
+      <w:pPr>
+        <w:pStyle w:val="NormalWeb"/>
+        <w:spacing w:line="360" w:lineRule="auto"/>
+        <w:ind w:left="432" w:right="144" w:firstLine="288"/>
+        <w:jc w:val="both"/>
+        <w:rPr>
+          <w:rFonts w:ascii="Sylfaen" w:hAnsi="Sylfaen" w:cs="Sylfaen"/>
+        </w:rPr>
+      </w:pPr>
+      <w:r>
+        <w:rPr>
+          <w:rFonts w:ascii="Sylfaen" w:hAnsi="Sylfaen" w:cs="Sylfaen"/>
+        </w:rPr>
+        <w:t>Առքուվաճառքի գործընթացում հաճախակի են սթրեսային և կոնֆլիկտային իրավիճակները: Պլատֆորմի աջակցման կենտրոնը պետք է պատրաստված լինի կիրառելու դեէսկալացիոն հաղորդակցման հմտություններ՝ պաշտպանելով հաճախորդներին սպառնալիքներից կամ հոգեբանական ճնշումներից: Խորհուրդ է տրվում հանդիպումները նշանակել տեսահսկվող վայրերում:</w:t>
+      </w:r>
+      <w:r>
+        <w:rPr>
+          <w:rFonts w:ascii="Sylfaen" w:hAnsi="Sylfaen" w:cs="Sylfaen"/>
+        </w:rPr>
+        <w:br w:type="page"/>
+      </w:r>
+    </w:p>
+    <w:p>
+      <w:pPr>
+        <w:pStyle w:val="NormalWeb"/>
+        <w:spacing w:line="360" w:lineRule="auto"/>
+        <w:ind w:right="144" w:firstLine="720"/>
+        <w:jc w:val="center"/>
         <w:rPr>
           <w:rFonts w:ascii="Sylfaen" w:hAnsi="Sylfaen" w:cs="Sylfaen"/>
           <w:b/>
@@ -3390,179 +3358,7 @@
           <w:sz w:val="28"/>
           <w:szCs w:val="28"/>
         </w:rPr>
-        <w:t xml:space="preserve">.1.6. </w:t>
-      </w:r>
-      <w:r>
-        <w:rPr>
-          <w:rFonts w:ascii="Sylfaen" w:hAnsi="Sylfaen" w:cs="Sylfaen"/>
-          <w:b/>
-          <w:bCs/>
-          <w:sz w:val="28"/>
-          <w:szCs w:val="28"/>
-        </w:rPr>
-        <w:t>Տեղեկատվական պաշտպանություն և հոգեբանական անվտանգություն</w:t>
-      </w:r>
-    </w:p>
-    <w:p>
-      <w:pPr>
-        <w:pStyle w:val="NormalWeb"/>
-        <w:spacing w:line="360" w:lineRule="auto"/>
-        <w:ind w:left="432" w:right="144"/>
-        <w:jc w:val="both"/>
-        <w:rPr>
-          <w:rFonts w:ascii="Sylfaen" w:hAnsi="Sylfaen" w:cs="Sylfaen"/>
-        </w:rPr>
-      </w:pPr>
-      <w:r>
-        <w:rPr>
-          <w:rFonts w:ascii="Sylfaen" w:hAnsi="Sylfaen" w:cs="Sylfaen"/>
-        </w:rPr>
-        <w:t xml:space="preserve">  </w:t>
-      </w:r>
-      <w:r>
-        <w:rPr>
-          <w:rFonts w:ascii="Sylfaen" w:hAnsi="Sylfaen" w:cs="Sylfaen"/>
-        </w:rPr>
-        <w:t xml:space="preserve">Առցանց գործարքներում </w:t>
-      </w:r>
-      <w:r>
-        <w:rPr>
-          <w:rFonts w:ascii="Sylfaen" w:hAnsi="Sylfaen" w:cs="Sylfaen"/>
-        </w:rPr>
-        <w:t>կարևոր է նաև</w:t>
-      </w:r>
-      <w:r>
-        <w:rPr>
-          <w:rFonts w:ascii="Sylfaen" w:hAnsi="Sylfaen" w:cs="Sylfaen"/>
-        </w:rPr>
-        <w:t xml:space="preserve"> մարդու </w:t>
-      </w:r>
-      <w:r>
-        <w:rPr>
-          <w:rFonts w:ascii="Sylfaen" w:hAnsi="Sylfaen" w:cs="Sylfaen"/>
-        </w:rPr>
-        <w:t>անձնական տվյալների</w:t>
-      </w:r>
-      <w:r>
-        <w:rPr>
-          <w:rFonts w:ascii="Sylfaen" w:hAnsi="Sylfaen" w:cs="Sylfaen"/>
-        </w:rPr>
-        <w:t xml:space="preserve"> և հոգեբանական վիճակի պաշտպանությանը:</w:t>
-      </w:r>
-    </w:p>
-    <w:p>
-      <w:pPr>
-        <w:pStyle w:val="NormalWeb"/>
-        <w:spacing w:line="360" w:lineRule="auto"/>
-        <w:ind w:left="432" w:right="144" w:firstLine="288"/>
-        <w:jc w:val="both"/>
-        <w:rPr>
-          <w:rFonts w:ascii="Sylfaen" w:hAnsi="Sylfaen" w:cs="Sylfaen"/>
-          <w:b/>
-          <w:bCs/>
-        </w:rPr>
-      </w:pPr>
-      <w:r>
-        <w:rPr>
-          <w:rFonts w:ascii="Sylfaen" w:hAnsi="Sylfaen" w:cs="Sylfaen"/>
-        </w:rPr>
-        <w:t xml:space="preserve">Պլատֆորմը պարտավորվում է կոդավորել օգտատերերի անձնագրային և բանկային տվյալները (օգտագործելով SSL/TLS արձանագրություններ): </w:t>
-      </w:r>
-      <w:r>
-        <w:rPr>
-          <w:rFonts w:ascii="Sylfaen" w:hAnsi="Sylfaen" w:cs="Sylfaen"/>
-        </w:rPr>
-        <w:t xml:space="preserve">Զերծարարություններից </w:t>
-      </w:r>
-      <w:r>
-        <w:rPr>
-          <w:rFonts w:ascii="Sylfaen" w:hAnsi="Sylfaen" w:cs="Sylfaen"/>
-        </w:rPr>
-        <w:t xml:space="preserve">խուսափելու համար </w:t>
-      </w:r>
-      <w:r>
-        <w:rPr>
-          <w:rFonts w:ascii="Sylfaen" w:hAnsi="Sylfaen" w:cs="Sylfaen"/>
-        </w:rPr>
-        <w:t>պ</w:t>
-      </w:r>
-      <w:r>
-        <w:rPr>
-          <w:rFonts w:ascii="Sylfaen" w:hAnsi="Sylfaen" w:cs="Sylfaen"/>
-        </w:rPr>
-        <w:t xml:space="preserve">լատֆորմն ապահովում է անվտանգ վճարման </w:t>
-      </w:r>
-      <w:r>
-        <w:rPr>
-          <w:rFonts w:ascii="Sylfaen" w:hAnsi="Sylfaen" w:cs="Sylfaen"/>
-        </w:rPr>
-        <w:t>միջոցներ</w:t>
-      </w:r>
-      <w:r>
-        <w:rPr>
-          <w:rFonts w:ascii="Sylfaen" w:hAnsi="Sylfaen" w:cs="Sylfaen"/>
-        </w:rPr>
-        <w:t xml:space="preserve"> և արգելում է կանխավճարների տրամադրումը չստուգված օգտահիվներին: </w:t>
-      </w:r>
-    </w:p>
-    <w:p>
-      <w:pPr>
-        <w:pStyle w:val="NormalWeb"/>
-        <w:spacing w:line="360" w:lineRule="auto"/>
-        <w:ind w:left="432" w:right="144" w:firstLine="288"/>
-        <w:jc w:val="both"/>
-        <w:rPr>
-          <w:rFonts w:ascii="Sylfaen" w:hAnsi="Sylfaen" w:cs="Sylfaen"/>
-        </w:rPr>
-      </w:pPr>
-      <w:r>
-        <w:rPr>
-          <w:rFonts w:ascii="Sylfaen" w:hAnsi="Sylfaen" w:cs="Sylfaen"/>
-        </w:rPr>
-        <w:t>Առքուվաճառքի գործընթացում հաճախակի են սթրեսային և կոնֆլիկտային իրավիճակները: Պլատֆորմի աջակցման կենտրոնը պետք է պատրաստված լինի կիրառելու դեէսկալացիոն հաղորդակցման հմտություններ՝ պաշտպանելով հաճախորդներին սպառնալիքներից կամ հոգեբանական ճնշումներից: Խորհուրդ է տրվում հանդիպումները նշանակել տեսահսկվող վայրերում:</w:t>
-      </w:r>
-      <w:r>
-        <w:rPr>
-          <w:rFonts w:ascii="Sylfaen" w:hAnsi="Sylfaen" w:cs="Sylfaen"/>
-        </w:rPr>
-        <w:br w:type="page"/>
-      </w:r>
-    </w:p>
-    <w:p>
-      <w:pPr>
-        <w:pStyle w:val="NormalWeb"/>
-        <w:spacing w:line="360" w:lineRule="auto"/>
-        <w:ind w:right="144" w:firstLine="720"/>
-        <w:jc w:val="center"/>
-        <w:rPr>
-          <w:rFonts w:ascii="Sylfaen" w:hAnsi="Sylfaen" w:cs="Sylfaen"/>
-          <w:b/>
-          <w:bCs/>
-          <w:sz w:val="28"/>
-          <w:szCs w:val="28"/>
-        </w:rPr>
-      </w:pPr>
-      <w:r>
-        <w:rPr>
-          <w:rFonts w:ascii="Sylfaen" w:hAnsi="Sylfaen" w:cs="Sylfaen"/>
-          <w:b/>
-          <w:bCs/>
-          <w:sz w:val="28"/>
-          <w:szCs w:val="28"/>
-        </w:rPr>
-        <w:lastRenderedPageBreak/>
-        <w:t>6</w:t>
-      </w:r>
-      <w:r>
-        <w:rPr>
-          <w:rFonts w:ascii="Sylfaen" w:hAnsi="Sylfaen" w:cs="Sylfaen"/>
-          <w:b/>
-          <w:bCs/>
-          <w:sz w:val="28"/>
-          <w:szCs w:val="28"/>
-        </w:rPr>
-        <w:t xml:space="preserve">.1.7. </w:t>
-      </w:r>
+      </w:pPr>
       <w:r>
         <w:rPr>
           <w:rFonts w:ascii="Sylfaen" w:hAnsi="Sylfaen" w:cs="Sylfaen"/>
@@ -3572,6 +3368,7 @@
           <w:szCs w:val="28"/>
           <w:lang w:val="ru-RU"/>
         </w:rPr>
+        <w:lastRenderedPageBreak/>
         <w:t>Հրդեհային</w:t>
       </w:r>
       <w:r>
@@ -3749,26 +3546,6 @@
           <w:sz w:val="28"/>
           <w:szCs w:val="28"/>
         </w:rPr>
-        <w:t>6</w:t>
-      </w:r>
-      <w:r>
-        <w:rPr>
-          <w:rFonts w:ascii="Sylfaen" w:hAnsi="Sylfaen" w:cs="Sylfaen"/>
-          <w:b/>
-          <w:bCs/>
-          <w:sz w:val="28"/>
-          <w:szCs w:val="28"/>
-        </w:rPr>
-        <w:t xml:space="preserve">.1.8. </w:t>
-      </w:r>
-      <w:r>
-        <w:rPr>
-          <w:rFonts w:ascii="Sylfaen" w:hAnsi="Sylfaen" w:cs="Sylfaen"/>
-          <w:b/>
-          <w:bCs/>
-          <w:sz w:val="28"/>
-          <w:szCs w:val="28"/>
-        </w:rPr>
         <w:t>Էկոլոգիական անվտանգություն</w:t>
       </w:r>
     </w:p>
@@ -3878,17 +3655,7 @@
           <w:szCs w:val="28"/>
         </w:rPr>
         <w:lastRenderedPageBreak/>
-        <w:t>6</w:t>
-      </w:r>
-      <w:r>
-        <w:rPr>
-          <w:rFonts w:ascii="Sylfaen" w:hAnsi="Sylfaen" w:cs="Sylfaen"/>
-          <w:b/>
-          <w:bCs/>
-          <w:sz w:val="28"/>
-          <w:szCs w:val="28"/>
-        </w:rPr>
-        <w:t xml:space="preserve">.1.9. </w:t>
+        <w:t xml:space="preserve"> </w:t>
       </w:r>
       <w:r>
         <w:rPr>
@@ -4091,7 +3858,7 @@
           <w:sz w:val="28"/>
           <w:szCs w:val="28"/>
         </w:rPr>
-        <w:t>2</w:t>
+        <w:t>3</w:t>
       </w:r>
       <w:r>
         <w:rPr>
@@ -4240,38 +4007,6 @@
           <w:rFonts w:ascii="Sylfaen" w:hAnsi="Sylfaen" w:cs="Sylfaen"/>
         </w:rPr>
       </w:pPr>
-      <w:r>
-        <w:rPr>
-          <w:rFonts w:ascii="Sylfaen" w:hAnsi="Sylfaen" w:cs="Sylfaen"/>
-          <w:b/>
-          <w:bCs/>
-        </w:rPr>
-        <w:t>6</w:t>
-      </w:r>
-      <w:r>
-        <w:rPr>
-          <w:rFonts w:ascii="Sylfaen" w:hAnsi="Sylfaen" w:cs="Sylfaen"/>
-          <w:b/>
-          <w:bCs/>
-        </w:rPr>
-        <w:t>.</w:t>
-      </w:r>
-      <w:r>
-        <w:rPr>
-          <w:rFonts w:ascii="Sylfaen" w:hAnsi="Sylfaen" w:cs="Sylfaen"/>
-          <w:b/>
-          <w:bCs/>
-        </w:rPr>
-        <w:t>2</w:t>
-      </w:r>
-      <w:r>
-        <w:rPr>
-          <w:rFonts w:ascii="Sylfaen" w:hAnsi="Sylfaen" w:cs="Sylfaen"/>
-          <w:b/>
-          <w:bCs/>
-        </w:rPr>
-        <w:t xml:space="preserve">.1 </w:t>
-      </w:r>
       <w:r>
         <w:rPr>
           <w:rFonts w:ascii="Sylfaen" w:hAnsi="Sylfaen" w:cs="Sylfaen"/>
@@ -4664,38 +4399,6 @@
         </w:rPr>
         <w:lastRenderedPageBreak/>
         <w:t xml:space="preserve">  </w:t>
-      </w:r>
-      <w:r>
-        <w:rPr>
-          <w:rFonts w:ascii="Sylfaen" w:hAnsi="Sylfaen" w:cs="Sylfaen"/>
-          <w:b/>
-          <w:bCs/>
-        </w:rPr>
-        <w:t>6</w:t>
-      </w:r>
-      <w:r>
-        <w:rPr>
-          <w:rFonts w:ascii="Sylfaen" w:hAnsi="Sylfaen" w:cs="Sylfaen"/>
-          <w:b/>
-          <w:bCs/>
-        </w:rPr>
-        <w:t>.</w:t>
-      </w:r>
-      <w:r>
-        <w:rPr>
-          <w:rFonts w:ascii="Sylfaen" w:hAnsi="Sylfaen" w:cs="Sylfaen"/>
-          <w:b/>
-          <w:bCs/>
-        </w:rPr>
-        <w:t>2</w:t>
-      </w:r>
-      <w:r>
-        <w:rPr>
-          <w:rFonts w:ascii="Sylfaen" w:hAnsi="Sylfaen" w:cs="Sylfaen"/>
-          <w:b/>
-          <w:bCs/>
-        </w:rPr>
-        <w:t xml:space="preserve">.2. </w:t>
       </w:r>
       <w:r>
         <w:rPr>
@@ -5110,39 +4813,7 @@
           <w:bCs/>
         </w:rPr>
         <w:lastRenderedPageBreak/>
-        <w:t>6</w:t>
-      </w:r>
-      <w:r>
-        <w:rPr>
-          <w:rFonts w:ascii="Sylfaen" w:hAnsi="Sylfaen" w:cs="Sylfaen"/>
-          <w:b/>
-          <w:bCs/>
-        </w:rPr>
-        <w:t>.</w:t>
-      </w:r>
-      <w:r>
-        <w:rPr>
-          <w:rFonts w:ascii="Sylfaen" w:hAnsi="Sylfaen" w:cs="Sylfaen"/>
-          <w:b/>
-          <w:bCs/>
-        </w:rPr>
-        <w:t>2</w:t>
-      </w:r>
-      <w:r>
-        <w:rPr>
-          <w:rFonts w:ascii="Sylfaen" w:hAnsi="Sylfaen" w:cs="Sylfaen"/>
-          <w:b/>
-          <w:bCs/>
-        </w:rPr>
-        <w:t>.3</w:t>
-      </w:r>
-      <w:r>
-        <w:rPr>
-          <w:rFonts w:ascii="Sylfaen" w:hAnsi="Sylfaen" w:cs="Sylfaen"/>
-          <w:b/>
-          <w:bCs/>
-        </w:rPr>
-        <w:t>. Ռիսկերի գնահատման մատրից և կանխարգելիչ միջոցառումներ</w:t>
+        <w:t>Ռիսկերի գնահատման մատրից և կանխարգելիչ միջոցառումներ</w:t>
       </w:r>
     </w:p>
     <w:p>

--- a/ԿԱ.docx
+++ b/ԿԱ.docx
@@ -2171,6 +2171,7 @@
       </w:pPr>
       <w:r>
         <w:rPr>
+          <w:rFonts w:ascii="Sylfaen" w:hAnsi="Sylfaen"/>
           <w:b/>
           <w:sz w:val="30"/>
           <w:szCs w:val="30"/>
@@ -2180,12 +2181,22 @@
       </w:r>
       <w:r>
         <w:rPr>
+          <w:rFonts w:ascii="Sylfaen" w:hAnsi="Sylfaen"/>
           <w:b/>
           <w:sz w:val="30"/>
           <w:szCs w:val="30"/>
           <w:lang w:val="hy-AM"/>
         </w:rPr>
-        <w:t xml:space="preserve">.1. </w:t>
+        <w:t>.1.</w:t>
+      </w:r>
+      <w:r>
+        <w:rPr>
+          <w:b/>
+          <w:sz w:val="30"/>
+          <w:szCs w:val="30"/>
+          <w:lang w:val="hy-AM"/>
+        </w:rPr>
+        <w:t xml:space="preserve"> </w:t>
       </w:r>
       <w:r>
         <w:rPr>
@@ -2345,6 +2356,26 @@
       </w:pPr>
       <w:r>
         <w:rPr>
+          <w:rFonts w:ascii="Sylfaen" w:hAnsi="Sylfaen"/>
+          <w:b/>
+          <w:sz w:val="30"/>
+          <w:szCs w:val="30"/>
+          <w:lang w:val="hy-AM"/>
+        </w:rPr>
+        <w:lastRenderedPageBreak/>
+        <w:t>6.1.1.</w:t>
+      </w:r>
+      <w:r>
+        <w:rPr>
+          <w:b/>
+          <w:sz w:val="30"/>
+          <w:szCs w:val="30"/>
+          <w:lang w:val="hy-AM"/>
+        </w:rPr>
+        <w:t xml:space="preserve"> </w:t>
+      </w:r>
+      <w:r>
+        <w:rPr>
           <w:rFonts w:ascii="Sylfaen" w:hAnsi="Sylfaen" w:cs="Sylfaen"/>
           <w:b/>
           <w:bCs/>
@@ -2352,7 +2383,6 @@
           <w:szCs w:val="28"/>
           <w:lang w:val="hy-AM"/>
         </w:rPr>
-        <w:lastRenderedPageBreak/>
         <w:t>Նպատակը</w:t>
       </w:r>
     </w:p>
@@ -2434,6 +2464,45 @@
           <w:szCs w:val="28"/>
         </w:rPr>
       </w:pPr>
+      <w:r>
+        <w:rPr>
+          <w:rFonts w:ascii="Sylfaen" w:hAnsi="Sylfaen"/>
+          <w:b/>
+          <w:sz w:val="30"/>
+          <w:szCs w:val="30"/>
+          <w:lang w:val="hy-AM"/>
+        </w:rPr>
+        <w:t>6.1.</w:t>
+      </w:r>
+      <w:r>
+        <w:rPr>
+          <w:rFonts w:ascii="Sylfaen" w:hAnsi="Sylfaen"/>
+          <w:b/>
+          <w:sz w:val="30"/>
+          <w:szCs w:val="30"/>
+          <w:lang w:val="hy-AM"/>
+        </w:rPr>
+        <w:t>2</w:t>
+      </w:r>
+      <w:r>
+        <w:rPr>
+          <w:rFonts w:ascii="Sylfaen" w:hAnsi="Sylfaen"/>
+          <w:b/>
+          <w:sz w:val="30"/>
+          <w:szCs w:val="30"/>
+          <w:lang w:val="hy-AM"/>
+        </w:rPr>
+        <w:t>.</w:t>
+      </w:r>
+      <w:r>
+        <w:rPr>
+          <w:b/>
+          <w:sz w:val="30"/>
+          <w:szCs w:val="30"/>
+          <w:lang w:val="hy-AM"/>
+        </w:rPr>
+        <w:t xml:space="preserve"> </w:t>
+      </w:r>
       <w:r>
         <w:rPr>
           <w:rFonts w:ascii="Sylfaen" w:hAnsi="Sylfaen" w:cs="Sylfaen"/>
@@ -2568,12 +2637,53 @@
         <w:pStyle w:val="NormalWeb"/>
         <w:spacing w:line="360" w:lineRule="auto"/>
         <w:ind w:right="144"/>
+        <w:jc w:val="center"/>
         <w:rPr>
           <w:rFonts w:ascii="Sylfaen" w:hAnsi="Sylfaen" w:cs="Sylfaen"/>
           <w:b/>
           <w:bCs/>
         </w:rPr>
       </w:pPr>
+      <w:r>
+        <w:rPr>
+          <w:rFonts w:ascii="Sylfaen" w:hAnsi="Sylfaen"/>
+          <w:b/>
+          <w:sz w:val="30"/>
+          <w:szCs w:val="30"/>
+          <w:lang w:val="hy-AM"/>
+        </w:rPr>
+        <w:lastRenderedPageBreak/>
+        <w:t>6.1.</w:t>
+      </w:r>
+      <w:r>
+        <w:rPr>
+          <w:rFonts w:ascii="Sylfaen" w:hAnsi="Sylfaen"/>
+          <w:b/>
+          <w:sz w:val="30"/>
+          <w:szCs w:val="30"/>
+          <w:lang w:val="hy-AM"/>
+        </w:rPr>
+        <w:t>3</w:t>
+      </w:r>
+      <w:r>
+        <w:rPr>
+          <w:rFonts w:ascii="Sylfaen" w:hAnsi="Sylfaen"/>
+          <w:b/>
+          <w:sz w:val="30"/>
+          <w:szCs w:val="30"/>
+          <w:lang w:val="hy-AM"/>
+        </w:rPr>
+        <w:t>.</w:t>
+      </w:r>
+      <w:r>
+        <w:rPr>
+          <w:b/>
+          <w:sz w:val="30"/>
+          <w:szCs w:val="30"/>
+          <w:lang w:val="hy-AM"/>
+        </w:rPr>
+        <w:t xml:space="preserve"> </w:t>
+      </w:r>
       <w:r>
         <w:rPr>
           <w:rFonts w:ascii="Sylfaen" w:hAnsi="Sylfaen" w:cs="Sylfaen"/>
@@ -2582,7 +2692,6 @@
           <w:sz w:val="28"/>
           <w:szCs w:val="28"/>
         </w:rPr>
-        <w:lastRenderedPageBreak/>
         <w:t>Օ</w:t>
       </w:r>
       <w:r>
@@ -2766,6 +2875,45 @@
       </w:pPr>
       <w:r>
         <w:rPr>
+          <w:rFonts w:ascii="Sylfaen" w:hAnsi="Sylfaen"/>
+          <w:b/>
+          <w:sz w:val="30"/>
+          <w:szCs w:val="30"/>
+          <w:lang w:val="hy-AM"/>
+        </w:rPr>
+        <w:t>6.</w:t>
+      </w:r>
+      <w:r>
+        <w:rPr>
+          <w:rFonts w:ascii="Sylfaen" w:hAnsi="Sylfaen"/>
+          <w:b/>
+          <w:sz w:val="30"/>
+          <w:szCs w:val="30"/>
+          <w:lang w:val="hy-AM"/>
+        </w:rPr>
+        <w:t>2</w:t>
+      </w:r>
+      <w:r>
+        <w:rPr>
+          <w:rFonts w:ascii="Sylfaen" w:hAnsi="Sylfaen"/>
+          <w:b/>
+          <w:sz w:val="30"/>
+          <w:szCs w:val="30"/>
+          <w:lang w:val="hy-AM"/>
+        </w:rPr>
+        <w:t>.1.</w:t>
+      </w:r>
+      <w:r>
+        <w:rPr>
+          <w:b/>
+          <w:sz w:val="30"/>
+          <w:szCs w:val="30"/>
+          <w:lang w:val="hy-AM"/>
+        </w:rPr>
+        <w:t xml:space="preserve"> </w:t>
+      </w:r>
+      <w:r>
+        <w:rPr>
           <w:rFonts w:ascii="Sylfaen" w:hAnsi="Sylfaen" w:cs="Sylfaen"/>
           <w:b/>
           <w:bCs/>
@@ -2890,6 +3038,65 @@
           <w:szCs w:val="28"/>
         </w:rPr>
       </w:pPr>
+      <w:r>
+        <w:rPr>
+          <w:rFonts w:ascii="Sylfaen" w:hAnsi="Sylfaen"/>
+          <w:b/>
+          <w:sz w:val="30"/>
+          <w:szCs w:val="30"/>
+          <w:lang w:val="hy-AM"/>
+        </w:rPr>
+        <w:t>6.</w:t>
+      </w:r>
+      <w:r>
+        <w:rPr>
+          <w:rFonts w:ascii="Sylfaen" w:hAnsi="Sylfaen"/>
+          <w:b/>
+          <w:sz w:val="30"/>
+          <w:szCs w:val="30"/>
+          <w:lang w:val="hy-AM"/>
+        </w:rPr>
+        <w:t>2</w:t>
+      </w:r>
+      <w:r>
+        <w:rPr>
+          <w:rFonts w:ascii="Sylfaen" w:hAnsi="Sylfaen"/>
+          <w:b/>
+          <w:sz w:val="30"/>
+          <w:szCs w:val="30"/>
+          <w:lang w:val="hy-AM"/>
+        </w:rPr>
+        <w:t>.</w:t>
+      </w:r>
+      <w:r>
+        <w:rPr>
+          <w:rFonts w:ascii="Sylfaen" w:hAnsi="Sylfaen"/>
+          <w:b/>
+          <w:sz w:val="30"/>
+          <w:szCs w:val="30"/>
+          <w:lang w:val="hy-AM"/>
+        </w:rPr>
+        <w:t>2</w:t>
+      </w:r>
+      <w:r>
+        <w:rPr>
+          <w:rFonts w:ascii="Sylfaen" w:hAnsi="Sylfaen"/>
+          <w:b/>
+          <w:sz w:val="30"/>
+          <w:szCs w:val="30"/>
+          <w:lang w:val="hy-AM"/>
+        </w:rPr>
+        <w:t>.</w:t>
+      </w:r>
+      <w:r>
+        <w:rPr>
+          <w:b/>
+          <w:sz w:val="30"/>
+          <w:szCs w:val="30"/>
+          <w:lang w:val="hy-AM"/>
+        </w:rPr>
+        <w:t xml:space="preserve"> </w:t>
+      </w:r>
       <w:r>
         <w:rPr>
           <w:rFonts w:ascii="Sylfaen" w:hAnsi="Sylfaen" w:cs="Sylfaen"/>
@@ -3211,6 +3418,65 @@
       </w:pPr>
       <w:r>
         <w:rPr>
+          <w:rFonts w:ascii="Sylfaen" w:hAnsi="Sylfaen"/>
+          <w:b/>
+          <w:sz w:val="30"/>
+          <w:szCs w:val="30"/>
+          <w:lang w:val="hy-AM"/>
+        </w:rPr>
+        <w:t>6.</w:t>
+      </w:r>
+      <w:r>
+        <w:rPr>
+          <w:rFonts w:ascii="Sylfaen" w:hAnsi="Sylfaen"/>
+          <w:b/>
+          <w:sz w:val="30"/>
+          <w:szCs w:val="30"/>
+          <w:lang w:val="hy-AM"/>
+        </w:rPr>
+        <w:t>2</w:t>
+      </w:r>
+      <w:r>
+        <w:rPr>
+          <w:rFonts w:ascii="Sylfaen" w:hAnsi="Sylfaen"/>
+          <w:b/>
+          <w:sz w:val="30"/>
+          <w:szCs w:val="30"/>
+          <w:lang w:val="hy-AM"/>
+        </w:rPr>
+        <w:t>.</w:t>
+      </w:r>
+      <w:r>
+        <w:rPr>
+          <w:rFonts w:ascii="Sylfaen" w:hAnsi="Sylfaen"/>
+          <w:b/>
+          <w:sz w:val="30"/>
+          <w:szCs w:val="30"/>
+          <w:lang w:val="hy-AM"/>
+        </w:rPr>
+        <w:t>3</w:t>
+      </w:r>
+      <w:r>
+        <w:rPr>
+          <w:rFonts w:ascii="Sylfaen" w:hAnsi="Sylfaen"/>
+          <w:b/>
+          <w:sz w:val="30"/>
+          <w:szCs w:val="30"/>
+          <w:lang w:val="hy-AM"/>
+        </w:rPr>
+        <w:t>.</w:t>
+      </w:r>
+      <w:r>
+        <w:rPr>
+          <w:b/>
+          <w:sz w:val="30"/>
+          <w:szCs w:val="30"/>
+          <w:lang w:val="hy-AM"/>
+        </w:rPr>
+        <w:t xml:space="preserve"> </w:t>
+      </w:r>
+      <w:r>
+        <w:rPr>
           <w:rFonts w:ascii="Sylfaen" w:hAnsi="Sylfaen" w:cs="Sylfaen"/>
           <w:b/>
           <w:bCs/>
@@ -3359,6 +3625,66 @@
           <w:szCs w:val="28"/>
         </w:rPr>
       </w:pPr>
+      <w:r>
+        <w:rPr>
+          <w:rFonts w:ascii="Sylfaen" w:hAnsi="Sylfaen"/>
+          <w:b/>
+          <w:sz w:val="30"/>
+          <w:szCs w:val="30"/>
+          <w:lang w:val="hy-AM"/>
+        </w:rPr>
+        <w:lastRenderedPageBreak/>
+        <w:t>6.</w:t>
+      </w:r>
+      <w:r>
+        <w:rPr>
+          <w:rFonts w:ascii="Sylfaen" w:hAnsi="Sylfaen"/>
+          <w:b/>
+          <w:sz w:val="30"/>
+          <w:szCs w:val="30"/>
+          <w:lang w:val="hy-AM"/>
+        </w:rPr>
+        <w:t>2</w:t>
+      </w:r>
+      <w:r>
+        <w:rPr>
+          <w:rFonts w:ascii="Sylfaen" w:hAnsi="Sylfaen"/>
+          <w:b/>
+          <w:sz w:val="30"/>
+          <w:szCs w:val="30"/>
+          <w:lang w:val="hy-AM"/>
+        </w:rPr>
+        <w:t>.</w:t>
+      </w:r>
+      <w:r>
+        <w:rPr>
+          <w:rFonts w:ascii="Sylfaen" w:hAnsi="Sylfaen"/>
+          <w:b/>
+          <w:sz w:val="30"/>
+          <w:szCs w:val="30"/>
+          <w:lang w:val="hy-AM"/>
+        </w:rPr>
+        <w:t>4</w:t>
+      </w:r>
+      <w:r>
+        <w:rPr>
+          <w:rFonts w:ascii="Sylfaen" w:hAnsi="Sylfaen"/>
+          <w:b/>
+          <w:sz w:val="30"/>
+          <w:szCs w:val="30"/>
+          <w:lang w:val="hy-AM"/>
+        </w:rPr>
+        <w:t>.</w:t>
+      </w:r>
+      <w:r>
+        <w:rPr>
+          <w:b/>
+          <w:sz w:val="30"/>
+          <w:szCs w:val="30"/>
+          <w:lang w:val="hy-AM"/>
+        </w:rPr>
+        <w:t xml:space="preserve"> </w:t>
+      </w:r>
       <w:r>
         <w:rPr>
           <w:rFonts w:ascii="Sylfaen" w:hAnsi="Sylfaen" w:cs="Sylfaen"/>
@@ -3368,7 +3694,6 @@
           <w:szCs w:val="28"/>
           <w:lang w:val="ru-RU"/>
         </w:rPr>
-        <w:lastRenderedPageBreak/>
         <w:t>Հրդեհային</w:t>
       </w:r>
       <w:r>
@@ -3540,6 +3865,65 @@
       </w:pPr>
       <w:r>
         <w:rPr>
+          <w:rFonts w:ascii="Sylfaen" w:hAnsi="Sylfaen"/>
+          <w:b/>
+          <w:sz w:val="30"/>
+          <w:szCs w:val="30"/>
+          <w:lang w:val="hy-AM"/>
+        </w:rPr>
+        <w:t>6.</w:t>
+      </w:r>
+      <w:r>
+        <w:rPr>
+          <w:rFonts w:ascii="Sylfaen" w:hAnsi="Sylfaen"/>
+          <w:b/>
+          <w:sz w:val="30"/>
+          <w:szCs w:val="30"/>
+          <w:lang w:val="hy-AM"/>
+        </w:rPr>
+        <w:t>2</w:t>
+      </w:r>
+      <w:r>
+        <w:rPr>
+          <w:rFonts w:ascii="Sylfaen" w:hAnsi="Sylfaen"/>
+          <w:b/>
+          <w:sz w:val="30"/>
+          <w:szCs w:val="30"/>
+          <w:lang w:val="hy-AM"/>
+        </w:rPr>
+        <w:t>.</w:t>
+      </w:r>
+      <w:r>
+        <w:rPr>
+          <w:rFonts w:ascii="Sylfaen" w:hAnsi="Sylfaen"/>
+          <w:b/>
+          <w:sz w:val="30"/>
+          <w:szCs w:val="30"/>
+          <w:lang w:val="hy-AM"/>
+        </w:rPr>
+        <w:t>5</w:t>
+      </w:r>
+      <w:r>
+        <w:rPr>
+          <w:rFonts w:ascii="Sylfaen" w:hAnsi="Sylfaen"/>
+          <w:b/>
+          <w:sz w:val="30"/>
+          <w:szCs w:val="30"/>
+          <w:lang w:val="hy-AM"/>
+        </w:rPr>
+        <w:t>.</w:t>
+      </w:r>
+      <w:r>
+        <w:rPr>
+          <w:b/>
+          <w:sz w:val="30"/>
+          <w:szCs w:val="30"/>
+          <w:lang w:val="hy-AM"/>
+        </w:rPr>
+        <w:t xml:space="preserve"> </w:t>
+      </w:r>
+      <w:r>
+        <w:rPr>
           <w:rFonts w:ascii="Sylfaen" w:hAnsi="Sylfaen" w:cs="Sylfaen"/>
           <w:b/>
           <w:bCs/>
@@ -3648,13 +4032,72 @@
       </w:pPr>
       <w:r>
         <w:rPr>
+          <w:rFonts w:ascii="Sylfaen" w:hAnsi="Sylfaen"/>
+          <w:b/>
+          <w:sz w:val="30"/>
+          <w:szCs w:val="30"/>
+          <w:lang w:val="hy-AM"/>
+        </w:rPr>
+        <w:lastRenderedPageBreak/>
+        <w:t>6.</w:t>
+      </w:r>
+      <w:r>
+        <w:rPr>
+          <w:rFonts w:ascii="Sylfaen" w:hAnsi="Sylfaen"/>
+          <w:b/>
+          <w:sz w:val="30"/>
+          <w:szCs w:val="30"/>
+          <w:lang w:val="hy-AM"/>
+        </w:rPr>
+        <w:t>2</w:t>
+      </w:r>
+      <w:r>
+        <w:rPr>
+          <w:rFonts w:ascii="Sylfaen" w:hAnsi="Sylfaen"/>
+          <w:b/>
+          <w:sz w:val="30"/>
+          <w:szCs w:val="30"/>
+          <w:lang w:val="hy-AM"/>
+        </w:rPr>
+        <w:t>.</w:t>
+      </w:r>
+      <w:r>
+        <w:rPr>
+          <w:rFonts w:ascii="Sylfaen" w:hAnsi="Sylfaen"/>
+          <w:b/>
+          <w:sz w:val="30"/>
+          <w:szCs w:val="30"/>
+          <w:lang w:val="hy-AM"/>
+        </w:rPr>
+        <w:t>6</w:t>
+      </w:r>
+      <w:r>
+        <w:rPr>
+          <w:rFonts w:ascii="Sylfaen" w:hAnsi="Sylfaen"/>
+          <w:b/>
+          <w:sz w:val="30"/>
+          <w:szCs w:val="30"/>
+          <w:lang w:val="hy-AM"/>
+        </w:rPr>
+        <w:t>.</w:t>
+      </w:r>
+      <w:r>
+        <w:rPr>
+          <w:b/>
+          <w:sz w:val="30"/>
+          <w:szCs w:val="30"/>
+          <w:lang w:val="hy-AM"/>
+        </w:rPr>
+        <w:t xml:space="preserve"> </w:t>
+      </w:r>
+      <w:r>
+        <w:rPr>
           <w:rFonts w:ascii="Sylfaen" w:hAnsi="Sylfaen" w:cs="Sylfaen"/>
           <w:b/>
           <w:bCs/>
           <w:sz w:val="28"/>
           <w:szCs w:val="28"/>
         </w:rPr>
-        <w:lastRenderedPageBreak/>
         <w:t xml:space="preserve"> </w:t>
       </w:r>
       <w:r>
@@ -4005,6 +4448,8 @@
         <w:jc w:val="both"/>
         <w:rPr>
           <w:rFonts w:ascii="Sylfaen" w:hAnsi="Sylfaen" w:cs="Sylfaen"/>
+          <w:sz w:val="26"/>
+          <w:szCs w:val="26"/>
         </w:rPr>
       </w:pPr>
       <w:r>
@@ -4012,12 +4457,46 @@
           <w:rFonts w:ascii="Sylfaen" w:hAnsi="Sylfaen" w:cs="Sylfaen"/>
           <w:b/>
           <w:bCs/>
+          <w:sz w:val="26"/>
+          <w:szCs w:val="26"/>
+        </w:rPr>
+        <w:t>6.3.</w:t>
+      </w:r>
+      <w:r>
+        <w:rPr>
+          <w:rFonts w:ascii="Sylfaen" w:hAnsi="Sylfaen" w:cs="Sylfaen"/>
+          <w:b/>
+          <w:bCs/>
+          <w:sz w:val="26"/>
+          <w:szCs w:val="26"/>
+        </w:rPr>
+        <w:t>1.</w:t>
+      </w:r>
+      <w:r>
+        <w:rPr>
+          <w:rFonts w:ascii="Sylfaen" w:hAnsi="Sylfaen" w:cs="Sylfaen"/>
+          <w:b/>
+          <w:bCs/>
+          <w:sz w:val="26"/>
+          <w:szCs w:val="26"/>
+        </w:rPr>
+        <w:t xml:space="preserve"> </w:t>
+      </w:r>
+      <w:r>
+        <w:rPr>
+          <w:rFonts w:ascii="Sylfaen" w:hAnsi="Sylfaen" w:cs="Sylfaen"/>
+          <w:b/>
+          <w:bCs/>
+          <w:sz w:val="26"/>
+          <w:szCs w:val="26"/>
         </w:rPr>
         <w:t>Գրասենյակային աշխատատեղի լուսավորության հաշվարկ</w:t>
       </w:r>
       <w:r>
         <w:rPr>
           <w:rFonts w:ascii="Sylfaen" w:hAnsi="Sylfaen" w:cs="Sylfaen"/>
+          <w:sz w:val="26"/>
+          <w:szCs w:val="26"/>
         </w:rPr>
         <w:t xml:space="preserve"> </w:t>
       </w:r>
@@ -4399,6 +4878,37 @@
         </w:rPr>
         <w:lastRenderedPageBreak/>
         <w:t xml:space="preserve">  </w:t>
+      </w:r>
+      <w:r>
+        <w:rPr>
+          <w:rFonts w:ascii="Sylfaen" w:hAnsi="Sylfaen"/>
+          <w:b/>
+          <w:lang w:val="hy-AM"/>
+        </w:rPr>
+        <w:t>6.3.</w:t>
+      </w:r>
+      <w:r>
+        <w:rPr>
+          <w:rFonts w:ascii="Sylfaen" w:hAnsi="Sylfaen"/>
+          <w:b/>
+          <w:lang w:val="hy-AM"/>
+        </w:rPr>
+        <w:t>2</w:t>
+      </w:r>
+      <w:r>
+        <w:rPr>
+          <w:rFonts w:ascii="Sylfaen" w:hAnsi="Sylfaen"/>
+          <w:b/>
+          <w:lang w:val="hy-AM"/>
+        </w:rPr>
+        <w:t>.</w:t>
+      </w:r>
+      <w:r>
+        <w:rPr>
+          <w:b/>
+          <w:lang w:val="hy-AM"/>
+        </w:rPr>
+        <w:t xml:space="preserve"> </w:t>
       </w:r>
       <w:r>
         <w:rPr>
@@ -4813,6 +5323,45 @@
           <w:bCs/>
         </w:rPr>
         <w:lastRenderedPageBreak/>
+        <w:t xml:space="preserve">  </w:t>
+      </w:r>
+      <w:r>
+        <w:rPr>
+          <w:rFonts w:ascii="Sylfaen" w:hAnsi="Sylfaen"/>
+          <w:b/>
+          <w:lang w:val="hy-AM"/>
+        </w:rPr>
+        <w:t>6.3.</w:t>
+      </w:r>
+      <w:r>
+        <w:rPr>
+          <w:rFonts w:ascii="Sylfaen" w:hAnsi="Sylfaen"/>
+          <w:b/>
+          <w:lang w:val="hy-AM"/>
+        </w:rPr>
+        <w:t>3</w:t>
+      </w:r>
+      <w:r>
+        <w:rPr>
+          <w:rFonts w:ascii="Sylfaen" w:hAnsi="Sylfaen"/>
+          <w:b/>
+          <w:lang w:val="hy-AM"/>
+        </w:rPr>
+        <w:t>.</w:t>
+      </w:r>
+      <w:r>
+        <w:rPr>
+          <w:b/>
+          <w:lang w:val="hy-AM"/>
+        </w:rPr>
+        <w:t xml:space="preserve"> </w:t>
+      </w:r>
+      <w:r>
+        <w:rPr>
+          <w:rFonts w:ascii="Sylfaen" w:hAnsi="Sylfaen" w:cs="Sylfaen"/>
+          <w:b/>
+          <w:bCs/>
+        </w:rPr>
         <w:t>Ռիսկերի գնահատման մատրից և կանխարգելիչ միջոցառումներ</w:t>
       </w:r>
     </w:p>
